--- a/public/templates/combined/template-12.docx
+++ b/public/templates/combined/template-12.docx
@@ -608,7 +608,7 @@
     </w:p>
     <w:p>
       <w:pPr>
-        <w:spacing w:after="240"/>
+        <w:spacing w:after="180"/>
         <w:jc w:val="center"/>
       </w:pPr>
       <w:r>
@@ -619,101 +619,228 @@
         <w:t xml:space="preserve">Periode: {periode}</w:t>
       </w:r>
     </w:p>
-    <w:p>
-      <w:pPr>
-        <w:tabs>
-          <w:tab w:val="left" w:pos="3000"/>
-          <w:tab w:val="left" w:pos="3400"/>
-        </w:tabs>
-        <w:spacing w:after="80"/>
-      </w:pPr>
-      <w:r>
-        <w:rPr>
-          <w:sz w:val="22"/>
-          <w:szCs w:val="22"/>
-        </w:rPr>
-        <w:t xml:space="preserve">Nama</w:t>
-      </w:r>
-      <w:r>
-        <w:rPr>
-          <w:sz w:val="22"/>
-          <w:szCs w:val="22"/>
-        </w:rPr>
-        <w:t xml:space="preserve">	:	</w:t>
-      </w:r>
-      <w:r>
-        <w:rPr>
-          <w:b/>
-          <w:bCs/>
-          <w:sz w:val="22"/>
-          <w:szCs w:val="22"/>
-        </w:rPr>
-        <w:t xml:space="preserve">{nama}</w:t>
-      </w:r>
-    </w:p>
-    <w:p>
-      <w:pPr>
-        <w:tabs>
-          <w:tab w:val="left" w:pos="3000"/>
-          <w:tab w:val="left" w:pos="3400"/>
-        </w:tabs>
-        <w:spacing w:after="80"/>
-      </w:pPr>
-      <w:r>
-        <w:rPr>
-          <w:sz w:val="22"/>
-          <w:szCs w:val="22"/>
-        </w:rPr>
-        <w:t xml:space="preserve">NIK</w:t>
-      </w:r>
-      <w:r>
-        <w:rPr>
-          <w:sz w:val="22"/>
-          <w:szCs w:val="22"/>
-        </w:rPr>
-        <w:t xml:space="preserve">	:	</w:t>
-      </w:r>
-      <w:r>
-        <w:rPr>
-          <w:sz w:val="22"/>
-          <w:szCs w:val="22"/>
-        </w:rPr>
-        <w:t xml:space="preserve">{nik}</w:t>
-      </w:r>
-    </w:p>
-    <w:p>
-      <w:pPr>
-        <w:tabs>
-          <w:tab w:val="left" w:pos="3000"/>
-          <w:tab w:val="left" w:pos="3400"/>
-        </w:tabs>
-        <w:spacing w:after="80"/>
-      </w:pPr>
-      <w:r>
-        <w:rPr>
-          <w:sz w:val="22"/>
-          <w:szCs w:val="22"/>
-        </w:rPr>
-        <w:t xml:space="preserve">Jabatan</w:t>
-      </w:r>
-      <w:r>
-        <w:rPr>
-          <w:sz w:val="22"/>
-          <w:szCs w:val="22"/>
-        </w:rPr>
-        <w:t xml:space="preserve">	:	</w:t>
-      </w:r>
-      <w:r>
-        <w:rPr>
-          <w:sz w:val="22"/>
-          <w:szCs w:val="22"/>
-        </w:rPr>
-        <w:t xml:space="preserve">{jabatan}</w:t>
-      </w:r>
-    </w:p>
-    <w:p>
-      <w:pPr>
-        <w:spacing w:after="60"/>
+    <w:tbl>
+      <w:tblPr>
+        <w:tblW w:type="pct" w:w="100%"/>
+        <w:tblBorders>
+          <w:top w:val="none" w:color="FFFFFF" w:sz="0"/>
+          <w:left w:val="none" w:color="FFFFFF" w:sz="0"/>
+          <w:bottom w:val="none" w:color="FFFFFF" w:sz="0"/>
+          <w:right w:val="none" w:color="FFFFFF" w:sz="0"/>
+          <w:insideH w:val="none" w:color="FFFFFF" w:sz="0"/>
+          <w:insideV w:val="none" w:color="FFFFFF" w:sz="0"/>
+        </w:tblBorders>
+      </w:tblPr>
+      <w:tblGrid>
+        <w:gridCol w:w="100"/>
+        <w:gridCol w:w="100"/>
+        <w:gridCol w:w="100"/>
+        <w:gridCol w:w="100"/>
+        <w:gridCol w:w="100"/>
+        <w:gridCol w:w="100"/>
+      </w:tblGrid>
+      <w:tr>
+        <w:tc>
+          <w:tcPr>
+            <w:tcW w:type="pct" w:w="15%"/>
+          </w:tcPr>
+          <w:p>
+            <w:pPr>
+              <w:jc w:val="left"/>
+            </w:pPr>
+            <w:r>
+              <w:rPr>
+                <w:sz w:val="22"/>
+                <w:szCs w:val="22"/>
+              </w:rPr>
+              <w:t xml:space="preserve">Nama</w:t>
+            </w:r>
+          </w:p>
+        </w:tc>
+        <w:tc>
+          <w:p>
+            <w:pPr>
+              <w:jc w:val="left"/>
+            </w:pPr>
+            <w:r>
+              <w:rPr>
+                <w:sz w:val="22"/>
+                <w:szCs w:val="22"/>
+              </w:rPr>
+              <w:t xml:space="preserve">:</w:t>
+            </w:r>
+          </w:p>
+        </w:tc>
+        <w:tc>
+          <w:tcPr>
+            <w:tcW w:type="pct" w:w="35%"/>
+          </w:tcPr>
+          <w:p>
+            <w:pPr>
+              <w:jc w:val="left"/>
+            </w:pPr>
+            <w:r>
+              <w:rPr>
+                <w:b/>
+                <w:bCs/>
+                <w:sz w:val="22"/>
+                <w:szCs w:val="22"/>
+              </w:rPr>
+              <w:t xml:space="preserve">{nama}</w:t>
+            </w:r>
+          </w:p>
+        </w:tc>
+        <w:tc>
+          <w:tcPr>
+            <w:tcW w:type="pct" w:w="12%"/>
+          </w:tcPr>
+          <w:p>
+            <w:pPr>
+              <w:jc w:val="left"/>
+            </w:pPr>
+            <w:r>
+              <w:rPr>
+                <w:sz w:val="22"/>
+                <w:szCs w:val="22"/>
+              </w:rPr>
+              <w:t xml:space="preserve">Periode</w:t>
+            </w:r>
+          </w:p>
+        </w:tc>
+        <w:tc>
+          <w:p>
+            <w:pPr>
+              <w:jc w:val="left"/>
+            </w:pPr>
+            <w:r>
+              <w:rPr>
+                <w:sz w:val="22"/>
+                <w:szCs w:val="22"/>
+              </w:rPr>
+              <w:t xml:space="preserve">:</w:t>
+            </w:r>
+          </w:p>
+        </w:tc>
+        <w:tc>
+          <w:tcPr>
+            <w:tcW w:type="pct" w:w="23%"/>
+          </w:tcPr>
+          <w:p>
+            <w:pPr>
+              <w:jc w:val="left"/>
+            </w:pPr>
+            <w:r>
+              <w:rPr>
+                <w:sz w:val="22"/>
+                <w:szCs w:val="22"/>
+              </w:rPr>
+              <w:t xml:space="preserve">{periode}</w:t>
+            </w:r>
+          </w:p>
+        </w:tc>
+      </w:tr>
+      <w:tr>
+        <w:tc>
+          <w:tcPr>
+            <w:tcW w:type="pct" w:w="15%"/>
+          </w:tcPr>
+          <w:p>
+            <w:pPr>
+              <w:jc w:val="left"/>
+            </w:pPr>
+            <w:r>
+              <w:rPr>
+                <w:sz w:val="22"/>
+                <w:szCs w:val="22"/>
+              </w:rPr>
+              <w:t xml:space="preserve">NIK</w:t>
+            </w:r>
+          </w:p>
+        </w:tc>
+        <w:tc>
+          <w:p>
+            <w:pPr>
+              <w:jc w:val="left"/>
+            </w:pPr>
+            <w:r>
+              <w:rPr>
+                <w:sz w:val="22"/>
+                <w:szCs w:val="22"/>
+              </w:rPr>
+              <w:t xml:space="preserve">:</w:t>
+            </w:r>
+          </w:p>
+        </w:tc>
+        <w:tc>
+          <w:tcPr>
+            <w:tcW w:type="pct" w:w="35%"/>
+          </w:tcPr>
+          <w:p>
+            <w:pPr>
+              <w:jc w:val="left"/>
+            </w:pPr>
+            <w:r>
+              <w:rPr>
+                <w:sz w:val="22"/>
+                <w:szCs w:val="22"/>
+              </w:rPr>
+              <w:t xml:space="preserve">{nik}</w:t>
+            </w:r>
+          </w:p>
+        </w:tc>
+        <w:tc>
+          <w:tcPr>
+            <w:tcW w:type="pct" w:w="12%"/>
+          </w:tcPr>
+          <w:p>
+            <w:pPr>
+              <w:jc w:val="left"/>
+            </w:pPr>
+            <w:r>
+              <w:rPr>
+                <w:sz w:val="22"/>
+                <w:szCs w:val="22"/>
+              </w:rPr>
+              <w:t xml:space="preserve">Jabatan</w:t>
+            </w:r>
+          </w:p>
+        </w:tc>
+        <w:tc>
+          <w:p>
+            <w:pPr>
+              <w:jc w:val="left"/>
+            </w:pPr>
+            <w:r>
+              <w:rPr>
+                <w:sz w:val="22"/>
+                <w:szCs w:val="22"/>
+              </w:rPr>
+              <w:t xml:space="preserve">:</w:t>
+            </w:r>
+          </w:p>
+        </w:tc>
+        <w:tc>
+          <w:tcPr>
+            <w:tcW w:type="pct" w:w="23%"/>
+          </w:tcPr>
+          <w:p>
+            <w:pPr>
+              <w:jc w:val="left"/>
+            </w:pPr>
+            <w:r>
+              <w:rPr>
+                <w:sz w:val="22"/>
+                <w:szCs w:val="22"/>
+              </w:rPr>
+              <w:t xml:space="preserve">{jabatan}</w:t>
+            </w:r>
+          </w:p>
+        </w:tc>
+      </w:tr>
+    </w:tbl>
+    <w:p>
+      <w:pPr>
+        <w:spacing w:after="100"/>
         <w:jc w:val="left"/>
       </w:pPr>
       <w:r>
@@ -737,9 +864,9 @@
         </w:tblBorders>
       </w:tblPr>
       <w:tblGrid>
-        <w:gridCol w:w="100"/>
-        <w:gridCol w:w="100"/>
-        <w:gridCol w:w="100"/>
+        <w:gridCol w:w="5500"/>
+        <w:gridCol w:w="2200"/>
+        <w:gridCol w:w="2300"/>
       </w:tblGrid>
       <w:tr>
         <w:trPr>
@@ -1064,7 +1191,7 @@
     </w:tbl>
     <w:p>
       <w:pPr>
-        <w:spacing w:after="240"/>
+        <w:spacing w:after="200"/>
         <w:jc w:val="left"/>
       </w:pPr>
       <w:r>
@@ -1075,113 +1202,129 @@
         <w:t xml:space="preserve"/>
       </w:r>
     </w:p>
-    <w:p>
-      <w:pPr>
-        <w:spacing w:after="120"/>
-        <w:jc w:val="left"/>
-      </w:pPr>
-      <w:r>
-        <w:rPr>
-          <w:sz w:val="22"/>
-          <w:szCs w:val="22"/>
-        </w:rPr>
-        <w:t xml:space="preserve">Tanggal Terima: {tanggal_terima}</w:t>
-      </w:r>
-    </w:p>
-    <w:p>
-      <w:pPr>
-        <w:spacing w:after="60"/>
-        <w:jc w:val="left"/>
-      </w:pPr>
-      <w:r>
-        <w:rPr>
-          <w:sz w:val="22"/>
-          <w:szCs w:val="22"/>
-        </w:rPr>
-        <w:t xml:space="preserve"/>
-      </w:r>
-    </w:p>
-    <w:p>
-      <w:pPr>
-        <w:spacing w:after="60"/>
-        <w:jc w:val="right"/>
-      </w:pPr>
-      <w:r>
-        <w:rPr>
-          <w:sz w:val="22"/>
-          <w:szCs w:val="22"/>
-        </w:rPr>
-        <w:t xml:space="preserve">{kota}, {tanggal_terima}</w:t>
-      </w:r>
-    </w:p>
-    <w:p>
-      <w:pPr>
-        <w:spacing w:after="60"/>
-        <w:jc w:val="right"/>
-      </w:pPr>
-      <w:r>
-        <w:rPr>
-          <w:sz w:val="22"/>
-          <w:szCs w:val="22"/>
-        </w:rPr>
-        <w:t xml:space="preserve">Pemilik Penginapan</w:t>
-      </w:r>
-    </w:p>
-    <w:p>
-      <w:pPr>
-        <w:spacing w:after="120"/>
-        <w:jc w:val="left"/>
-      </w:pPr>
-      <w:r>
-        <w:rPr>
-          <w:sz w:val="22"/>
-          <w:szCs w:val="22"/>
-        </w:rPr>
-        <w:t xml:space="preserve"/>
-      </w:r>
-    </w:p>
-    <w:p>
-      <w:pPr>
-        <w:spacing w:after="120"/>
-        <w:jc w:val="left"/>
-      </w:pPr>
-      <w:r>
-        <w:rPr>
-          <w:sz w:val="22"/>
-          <w:szCs w:val="22"/>
-        </w:rPr>
-        <w:t xml:space="preserve"/>
-      </w:r>
-    </w:p>
-    <w:p>
-      <w:pPr>
-        <w:spacing w:after="120"/>
-        <w:jc w:val="left"/>
-      </w:pPr>
-      <w:r>
-        <w:rPr>
-          <w:sz w:val="22"/>
-          <w:szCs w:val="22"/>
-        </w:rPr>
-        <w:t xml:space="preserve"/>
-      </w:r>
-    </w:p>
-    <w:p>
-      <w:pPr>
-        <w:spacing w:after="120"/>
-        <w:jc w:val="right"/>
-      </w:pPr>
-      <w:r>
-        <w:rPr>
-          <w:b/>
-          <w:bCs/>
-          <w:sz w:val="22"/>
-          <w:szCs w:val="22"/>
-          <w:u w:val="single"/>
-        </w:rPr>
-        <w:t xml:space="preserve">( ............................. )</w:t>
-      </w:r>
-    </w:p>
+    <w:tbl>
+      <w:tblPr>
+        <w:tblW w:type="pct" w:w="100%"/>
+        <w:tblBorders>
+          <w:top w:val="none" w:color="FFFFFF" w:sz="0"/>
+          <w:left w:val="none" w:color="FFFFFF" w:sz="0"/>
+          <w:bottom w:val="none" w:color="FFFFFF" w:sz="0"/>
+          <w:right w:val="none" w:color="FFFFFF" w:sz="0"/>
+          <w:insideH w:val="none" w:color="FFFFFF" w:sz="0"/>
+          <w:insideV w:val="none" w:color="FFFFFF" w:sz="0"/>
+        </w:tblBorders>
+      </w:tblPr>
+      <w:tblGrid>
+        <w:gridCol w:w="100"/>
+        <w:gridCol w:w="100"/>
+      </w:tblGrid>
+      <w:tr>
+        <w:tc>
+          <w:tcPr>
+            <w:tcW w:type="pct" w:w="50%"/>
+          </w:tcPr>
+          <w:p>
+            <w:pPr>
+              <w:spacing w:after="120"/>
+              <w:jc w:val="left"/>
+            </w:pPr>
+            <w:r>
+              <w:rPr>
+                <w:sz w:val="22"/>
+                <w:szCs w:val="22"/>
+              </w:rPr>
+              <w:t xml:space="preserve">Tanggal Terima: {tanggal_terima}</w:t>
+            </w:r>
+          </w:p>
+        </w:tc>
+        <w:tc>
+          <w:tcPr>
+            <w:tcW w:type="pct" w:w="50%"/>
+          </w:tcPr>
+          <w:p>
+            <w:pPr>
+              <w:spacing w:after="40"/>
+              <w:jc w:val="right"/>
+            </w:pPr>
+            <w:r>
+              <w:rPr>
+                <w:sz w:val="22"/>
+                <w:szCs w:val="22"/>
+              </w:rPr>
+              <w:t xml:space="preserve">{kota}, {tanggal_terima}</w:t>
+            </w:r>
+          </w:p>
+          <w:p>
+            <w:pPr>
+              <w:spacing w:after="40"/>
+              <w:jc w:val="right"/>
+            </w:pPr>
+            <w:r>
+              <w:rPr>
+                <w:sz w:val="22"/>
+                <w:szCs w:val="22"/>
+              </w:rPr>
+              <w:t xml:space="preserve">Pemilik Penginapan</w:t>
+            </w:r>
+          </w:p>
+          <w:p>
+            <w:pPr>
+              <w:spacing w:after="80"/>
+              <w:jc w:val="left"/>
+            </w:pPr>
+            <w:r>
+              <w:rPr>
+                <w:sz w:val="22"/>
+                <w:szCs w:val="22"/>
+              </w:rPr>
+              <w:t xml:space="preserve"/>
+            </w:r>
+          </w:p>
+          <w:p>
+            <w:pPr>
+              <w:spacing w:after="80"/>
+              <w:jc w:val="left"/>
+            </w:pPr>
+            <w:r>
+              <w:rPr>
+                <w:sz w:val="22"/>
+                <w:szCs w:val="22"/>
+              </w:rPr>
+              <w:t xml:space="preserve"/>
+            </w:r>
+          </w:p>
+          <w:p>
+            <w:pPr>
+              <w:spacing w:after="80"/>
+              <w:jc w:val="left"/>
+            </w:pPr>
+            <w:r>
+              <w:rPr>
+                <w:sz w:val="22"/>
+                <w:szCs w:val="22"/>
+              </w:rPr>
+              <w:t xml:space="preserve"/>
+            </w:r>
+          </w:p>
+          <w:p>
+            <w:pPr>
+              <w:spacing w:after="120"/>
+              <w:jc w:val="right"/>
+            </w:pPr>
+            <w:r>
+              <w:rPr>
+                <w:b/>
+                <w:bCs/>
+                <w:sz w:val="22"/>
+                <w:szCs w:val="22"/>
+                <w:u w:val="single"/>
+              </w:rPr>
+              <w:t xml:space="preserve">( ............................. )</w:t>
+            </w:r>
+          </w:p>
+        </w:tc>
+      </w:tr>
+    </w:tbl>
     <w:p>
       <w:r>
         <w:rPr>

--- a/public/templates/combined/template-12.docx
+++ b/public/templates/combined/template-12.docx
@@ -48,7 +48,7 @@
     </w:p>
     <w:tbl>
       <w:tblPr>
-        <w:tblW w:type="pct" w:w="100%"/>
+        <w:tblW w:type="dxa" w:w="9800"/>
         <w:tblBorders>
           <w:top w:val="none" w:color="FFFFFF" w:sz="0"/>
           <w:left w:val="none" w:color="FFFFFF" w:sz="0"/>
@@ -59,13 +59,13 @@
         </w:tblBorders>
       </w:tblPr>
       <w:tblGrid>
-        <w:gridCol w:w="100"/>
-        <w:gridCol w:w="100"/>
+        <w:gridCol w:w="2800"/>
+        <w:gridCol w:w="6800"/>
       </w:tblGrid>
       <w:tr>
         <w:tc>
           <w:tcPr>
-            <w:tcW w:type="pct" w:w="25%"/>
+            <w:tcW w:type="dxa" w:w="2800"/>
             <w:tcBorders>
               <w:top w:val="none" w:color="FFFFFF" w:sz="0"/>
               <w:left w:val="none" w:color="FFFFFF" w:sz="0"/>
@@ -76,7 +76,7 @@
           <w:p>
             <w:pPr>
               <w:tabs>
-                <w:tab w:val="left" w:pos="1700"/>
+                <w:tab w:val="right" w:pos="2700"/>
               </w:tabs>
             </w:pPr>
             <w:r>
@@ -87,21 +87,13 @@
                 <w:sz w:val="22"/>
                 <w:szCs w:val="22"/>
               </w:rPr>
-              <w:t xml:space="preserve">Nama</w:t>
-            </w:r>
-            <w:r>
-              <w:rPr>
-                <w:rFonts w:ascii="Times New Roman" w:cs="Times New Roman" w:eastAsia="Times New Roman" w:hAnsi="Times New Roman"/>
-                <w:sz w:val="22"/>
-                <w:szCs w:val="22"/>
-              </w:rPr>
-              <w:t xml:space="preserve">	:</w:t>
-            </w:r>
-          </w:p>
-        </w:tc>
-        <w:tc>
-          <w:tcPr>
-            <w:tcW w:type="pct" w:w="75%"/>
+              <w:t xml:space="preserve">Nama	:</w:t>
+            </w:r>
+          </w:p>
+        </w:tc>
+        <w:tc>
+          <w:tcPr>
+            <w:tcW w:type="dxa" w:w="6800"/>
             <w:tcBorders>
               <w:top w:val="none" w:color="FFFFFF" w:sz="0"/>
               <w:left w:val="none" w:color="FFFFFF" w:sz="0"/>
@@ -126,7 +118,7 @@
       <w:tr>
         <w:tc>
           <w:tcPr>
-            <w:tcW w:type="pct" w:w="25%"/>
+            <w:tcW w:type="dxa" w:w="2800"/>
             <w:tcBorders>
               <w:top w:val="none" w:color="FFFFFF" w:sz="0"/>
               <w:left w:val="none" w:color="FFFFFF" w:sz="0"/>
@@ -137,7 +129,7 @@
           <w:p>
             <w:pPr>
               <w:tabs>
-                <w:tab w:val="left" w:pos="1700"/>
+                <w:tab w:val="right" w:pos="2700"/>
               </w:tabs>
             </w:pPr>
             <w:r>
@@ -148,21 +140,13 @@
                 <w:sz w:val="22"/>
                 <w:szCs w:val="22"/>
               </w:rPr>
-              <w:t xml:space="preserve">Jabatan</w:t>
-            </w:r>
-            <w:r>
-              <w:rPr>
-                <w:rFonts w:ascii="Times New Roman" w:cs="Times New Roman" w:eastAsia="Times New Roman" w:hAnsi="Times New Roman"/>
-                <w:sz w:val="22"/>
-                <w:szCs w:val="22"/>
-              </w:rPr>
-              <w:t xml:space="preserve">	:</w:t>
-            </w:r>
-          </w:p>
-        </w:tc>
-        <w:tc>
-          <w:tcPr>
-            <w:tcW w:type="pct" w:w="75%"/>
+              <w:t xml:space="preserve">Jabatan	:</w:t>
+            </w:r>
+          </w:p>
+        </w:tc>
+        <w:tc>
+          <w:tcPr>
+            <w:tcW w:type="dxa" w:w="6800"/>
             <w:tcBorders>
               <w:top w:val="none" w:color="FFFFFF" w:sz="0"/>
               <w:left w:val="none" w:color="FFFFFF" w:sz="0"/>
@@ -187,7 +171,7 @@
       <w:tr>
         <w:tc>
           <w:tcPr>
-            <w:tcW w:type="pct" w:w="25%"/>
+            <w:tcW w:type="dxa" w:w="2800"/>
             <w:tcBorders>
               <w:top w:val="none" w:color="FFFFFF" w:sz="0"/>
               <w:left w:val="none" w:color="FFFFFF" w:sz="0"/>
@@ -198,7 +182,7 @@
           <w:p>
             <w:pPr>
               <w:tabs>
-                <w:tab w:val="left" w:pos="1700"/>
+                <w:tab w:val="right" w:pos="2700"/>
               </w:tabs>
             </w:pPr>
             <w:r>
@@ -209,21 +193,13 @@
                 <w:sz w:val="22"/>
                 <w:szCs w:val="22"/>
               </w:rPr>
-              <w:t xml:space="preserve">Perusahaan</w:t>
-            </w:r>
-            <w:r>
-              <w:rPr>
-                <w:rFonts w:ascii="Times New Roman" w:cs="Times New Roman" w:eastAsia="Times New Roman" w:hAnsi="Times New Roman"/>
-                <w:sz w:val="22"/>
-                <w:szCs w:val="22"/>
-              </w:rPr>
-              <w:t xml:space="preserve">	:</w:t>
-            </w:r>
-          </w:p>
-        </w:tc>
-        <w:tc>
-          <w:tcPr>
-            <w:tcW w:type="pct" w:w="75%"/>
+              <w:t xml:space="preserve">Perusahaan	:</w:t>
+            </w:r>
+          </w:p>
+        </w:tc>
+        <w:tc>
+          <w:tcPr>
+            <w:tcW w:type="dxa" w:w="6800"/>
             <w:tcBorders>
               <w:top w:val="none" w:color="FFFFFF" w:sz="0"/>
               <w:left w:val="none" w:color="FFFFFF" w:sz="0"/>
@@ -248,7 +224,7 @@
       <w:tr>
         <w:tc>
           <w:tcPr>
-            <w:tcW w:type="pct" w:w="25%"/>
+            <w:tcW w:type="dxa" w:w="2800"/>
             <w:tcBorders>
               <w:top w:val="none" w:color="FFFFFF" w:sz="0"/>
               <w:left w:val="none" w:color="FFFFFF" w:sz="0"/>
@@ -259,7 +235,7 @@
           <w:p>
             <w:pPr>
               <w:tabs>
-                <w:tab w:val="left" w:pos="1700"/>
+                <w:tab w:val="right" w:pos="2700"/>
               </w:tabs>
             </w:pPr>
             <w:r>
@@ -270,21 +246,13 @@
                 <w:sz w:val="22"/>
                 <w:szCs w:val="22"/>
               </w:rPr>
-              <w:t xml:space="preserve">Alamat</w:t>
-            </w:r>
-            <w:r>
-              <w:rPr>
-                <w:rFonts w:ascii="Times New Roman" w:cs="Times New Roman" w:eastAsia="Times New Roman" w:hAnsi="Times New Roman"/>
-                <w:sz w:val="22"/>
-                <w:szCs w:val="22"/>
-              </w:rPr>
-              <w:t xml:space="preserve">	:</w:t>
-            </w:r>
-          </w:p>
-        </w:tc>
-        <w:tc>
-          <w:tcPr>
-            <w:tcW w:type="pct" w:w="75%"/>
+              <w:t xml:space="preserve">Alamat	:</w:t>
+            </w:r>
+          </w:p>
+        </w:tc>
+        <w:tc>
+          <w:tcPr>
+            <w:tcW w:type="dxa" w:w="6800"/>
             <w:tcBorders>
               <w:top w:val="none" w:color="FFFFFF" w:sz="0"/>
               <w:left w:val="none" w:color="FFFFFF" w:sz="0"/>
@@ -327,7 +295,7 @@
     </w:p>
     <w:tbl>
       <w:tblPr>
-        <w:tblW w:type="pct" w:w="100%"/>
+        <w:tblW w:type="dxa" w:w="9800"/>
         <w:tblBorders>
           <w:top w:val="none" w:color="FFFFFF" w:sz="0"/>
           <w:left w:val="none" w:color="FFFFFF" w:sz="0"/>
@@ -338,13 +306,13 @@
         </w:tblBorders>
       </w:tblPr>
       <w:tblGrid>
-        <w:gridCol w:w="100"/>
-        <w:gridCol w:w="100"/>
+        <w:gridCol w:w="2800"/>
+        <w:gridCol w:w="6800"/>
       </w:tblGrid>
       <w:tr>
         <w:tc>
           <w:tcPr>
-            <w:tcW w:type="pct" w:w="25%"/>
+            <w:tcW w:type="dxa" w:w="2800"/>
             <w:tcBorders>
               <w:top w:val="none" w:color="FFFFFF" w:sz="0"/>
               <w:left w:val="none" w:color="FFFFFF" w:sz="0"/>
@@ -355,7 +323,7 @@
           <w:p>
             <w:pPr>
               <w:tabs>
-                <w:tab w:val="left" w:pos="1700"/>
+                <w:tab w:val="right" w:pos="2700"/>
               </w:tabs>
             </w:pPr>
             <w:r>
@@ -366,21 +334,13 @@
                 <w:sz w:val="22"/>
                 <w:szCs w:val="22"/>
               </w:rPr>
-              <w:t xml:space="preserve">Nama</w:t>
-            </w:r>
-            <w:r>
-              <w:rPr>
-                <w:rFonts w:ascii="Times New Roman" w:cs="Times New Roman" w:eastAsia="Times New Roman" w:hAnsi="Times New Roman"/>
-                <w:sz w:val="22"/>
-                <w:szCs w:val="22"/>
-              </w:rPr>
-              <w:t xml:space="preserve">	:</w:t>
-            </w:r>
-          </w:p>
-        </w:tc>
-        <w:tc>
-          <w:tcPr>
-            <w:tcW w:type="pct" w:w="75%"/>
+              <w:t xml:space="preserve">Nama	:</w:t>
+            </w:r>
+          </w:p>
+        </w:tc>
+        <w:tc>
+          <w:tcPr>
+            <w:tcW w:type="dxa" w:w="6800"/>
             <w:tcBorders>
               <w:top w:val="none" w:color="FFFFFF" w:sz="0"/>
               <w:left w:val="none" w:color="FFFFFF" w:sz="0"/>
@@ -405,7 +365,7 @@
       <w:tr>
         <w:tc>
           <w:tcPr>
-            <w:tcW w:type="pct" w:w="25%"/>
+            <w:tcW w:type="dxa" w:w="2800"/>
             <w:tcBorders>
               <w:top w:val="none" w:color="FFFFFF" w:sz="0"/>
               <w:left w:val="none" w:color="FFFFFF" w:sz="0"/>
@@ -416,7 +376,7 @@
           <w:p>
             <w:pPr>
               <w:tabs>
-                <w:tab w:val="left" w:pos="1700"/>
+                <w:tab w:val="right" w:pos="2700"/>
               </w:tabs>
             </w:pPr>
             <w:r>
@@ -427,21 +387,13 @@
                 <w:sz w:val="22"/>
                 <w:szCs w:val="22"/>
               </w:rPr>
-              <w:t xml:space="preserve">NIK</w:t>
-            </w:r>
-            <w:r>
-              <w:rPr>
-                <w:rFonts w:ascii="Times New Roman" w:cs="Times New Roman" w:eastAsia="Times New Roman" w:hAnsi="Times New Roman"/>
-                <w:sz w:val="22"/>
-                <w:szCs w:val="22"/>
-              </w:rPr>
-              <w:t xml:space="preserve">	:</w:t>
-            </w:r>
-          </w:p>
-        </w:tc>
-        <w:tc>
-          <w:tcPr>
-            <w:tcW w:type="pct" w:w="75%"/>
+              <w:t xml:space="preserve">NIK	:</w:t>
+            </w:r>
+          </w:p>
+        </w:tc>
+        <w:tc>
+          <w:tcPr>
+            <w:tcW w:type="dxa" w:w="6800"/>
             <w:tcBorders>
               <w:top w:val="none" w:color="FFFFFF" w:sz="0"/>
               <w:left w:val="none" w:color="FFFFFF" w:sz="0"/>
@@ -466,7 +418,7 @@
       <w:tr>
         <w:tc>
           <w:tcPr>
-            <w:tcW w:type="pct" w:w="25%"/>
+            <w:tcW w:type="dxa" w:w="2800"/>
             <w:tcBorders>
               <w:top w:val="none" w:color="FFFFFF" w:sz="0"/>
               <w:left w:val="none" w:color="FFFFFF" w:sz="0"/>
@@ -477,7 +429,7 @@
           <w:p>
             <w:pPr>
               <w:tabs>
-                <w:tab w:val="left" w:pos="1700"/>
+                <w:tab w:val="right" w:pos="2700"/>
               </w:tabs>
             </w:pPr>
             <w:r>
@@ -488,21 +440,13 @@
                 <w:sz w:val="22"/>
                 <w:szCs w:val="22"/>
               </w:rPr>
-              <w:t xml:space="preserve">Tempat/Tgl Lahir</w:t>
-            </w:r>
-            <w:r>
-              <w:rPr>
-                <w:rFonts w:ascii="Times New Roman" w:cs="Times New Roman" w:eastAsia="Times New Roman" w:hAnsi="Times New Roman"/>
-                <w:sz w:val="22"/>
-                <w:szCs w:val="22"/>
-              </w:rPr>
-              <w:t xml:space="preserve">	:</w:t>
-            </w:r>
-          </w:p>
-        </w:tc>
-        <w:tc>
-          <w:tcPr>
-            <w:tcW w:type="pct" w:w="75%"/>
+              <w:t xml:space="preserve">Tempat/Tgl Lahir	:</w:t>
+            </w:r>
+          </w:p>
+        </w:tc>
+        <w:tc>
+          <w:tcPr>
+            <w:tcW w:type="dxa" w:w="6800"/>
             <w:tcBorders>
               <w:top w:val="none" w:color="FFFFFF" w:sz="0"/>
               <w:left w:val="none" w:color="FFFFFF" w:sz="0"/>
@@ -527,7 +471,7 @@
       <w:tr>
         <w:tc>
           <w:tcPr>
-            <w:tcW w:type="pct" w:w="25%"/>
+            <w:tcW w:type="dxa" w:w="2800"/>
             <w:tcBorders>
               <w:top w:val="none" w:color="FFFFFF" w:sz="0"/>
               <w:left w:val="none" w:color="FFFFFF" w:sz="0"/>
@@ -538,7 +482,7 @@
           <w:p>
             <w:pPr>
               <w:tabs>
-                <w:tab w:val="left" w:pos="1700"/>
+                <w:tab w:val="right" w:pos="2700"/>
               </w:tabs>
             </w:pPr>
             <w:r>
@@ -549,21 +493,13 @@
                 <w:sz w:val="22"/>
                 <w:szCs w:val="22"/>
               </w:rPr>
-              <w:t xml:space="preserve">Jabatan</w:t>
-            </w:r>
-            <w:r>
-              <w:rPr>
-                <w:rFonts w:ascii="Times New Roman" w:cs="Times New Roman" w:eastAsia="Times New Roman" w:hAnsi="Times New Roman"/>
-                <w:sz w:val="22"/>
-                <w:szCs w:val="22"/>
-              </w:rPr>
-              <w:t xml:space="preserve">	:</w:t>
-            </w:r>
-          </w:p>
-        </w:tc>
-        <w:tc>
-          <w:tcPr>
-            <w:tcW w:type="pct" w:w="75%"/>
+              <w:t xml:space="preserve">Jabatan	:</w:t>
+            </w:r>
+          </w:p>
+        </w:tc>
+        <w:tc>
+          <w:tcPr>
+            <w:tcW w:type="dxa" w:w="6800"/>
             <w:tcBorders>
               <w:top w:val="none" w:color="FFFFFF" w:sz="0"/>
               <w:left w:val="none" w:color="FFFFFF" w:sz="0"/>
@@ -588,7 +524,7 @@
       <w:tr>
         <w:tc>
           <w:tcPr>
-            <w:tcW w:type="pct" w:w="25%"/>
+            <w:tcW w:type="dxa" w:w="2800"/>
             <w:tcBorders>
               <w:top w:val="none" w:color="FFFFFF" w:sz="0"/>
               <w:left w:val="none" w:color="FFFFFF" w:sz="0"/>
@@ -599,7 +535,7 @@
           <w:p>
             <w:pPr>
               <w:tabs>
-                <w:tab w:val="left" w:pos="1700"/>
+                <w:tab w:val="right" w:pos="2700"/>
               </w:tabs>
             </w:pPr>
             <w:r>
@@ -610,21 +546,13 @@
                 <w:sz w:val="22"/>
                 <w:szCs w:val="22"/>
               </w:rPr>
-              <w:t xml:space="preserve">Lama Bekerja</w:t>
-            </w:r>
-            <w:r>
-              <w:rPr>
-                <w:rFonts w:ascii="Times New Roman" w:cs="Times New Roman" w:eastAsia="Times New Roman" w:hAnsi="Times New Roman"/>
-                <w:sz w:val="22"/>
-                <w:szCs w:val="22"/>
-              </w:rPr>
-              <w:t xml:space="preserve">	:</w:t>
-            </w:r>
-          </w:p>
-        </w:tc>
-        <w:tc>
-          <w:tcPr>
-            <w:tcW w:type="pct" w:w="75%"/>
+              <w:t xml:space="preserve">Lama Bekerja	:</w:t>
+            </w:r>
+          </w:p>
+        </w:tc>
+        <w:tc>
+          <w:tcPr>
+            <w:tcW w:type="dxa" w:w="6800"/>
             <w:tcBorders>
               <w:top w:val="none" w:color="FFFFFF" w:sz="0"/>
               <w:left w:val="none" w:color="FFFFFF" w:sz="0"/>
@@ -649,7 +577,7 @@
       <w:tr>
         <w:tc>
           <w:tcPr>
-            <w:tcW w:type="pct" w:w="25%"/>
+            <w:tcW w:type="dxa" w:w="2800"/>
             <w:tcBorders>
               <w:top w:val="none" w:color="FFFFFF" w:sz="0"/>
               <w:left w:val="none" w:color="FFFFFF" w:sz="0"/>
@@ -660,7 +588,7 @@
           <w:p>
             <w:pPr>
               <w:tabs>
-                <w:tab w:val="left" w:pos="1700"/>
+                <w:tab w:val="right" w:pos="2700"/>
               </w:tabs>
             </w:pPr>
             <w:r>
@@ -671,21 +599,13 @@
                 <w:sz w:val="22"/>
                 <w:szCs w:val="22"/>
               </w:rPr>
-              <w:t xml:space="preserve">Gaji per Bulan</w:t>
-            </w:r>
-            <w:r>
-              <w:rPr>
-                <w:rFonts w:ascii="Times New Roman" w:cs="Times New Roman" w:eastAsia="Times New Roman" w:hAnsi="Times New Roman"/>
-                <w:sz w:val="22"/>
-                <w:szCs w:val="22"/>
-              </w:rPr>
-              <w:t xml:space="preserve">	:</w:t>
-            </w:r>
-          </w:p>
-        </w:tc>
-        <w:tc>
-          <w:tcPr>
-            <w:tcW w:type="pct" w:w="75%"/>
+              <w:t xml:space="preserve">Gaji per Bulan	:</w:t>
+            </w:r>
+          </w:p>
+        </w:tc>
+        <w:tc>
+          <w:tcPr>
+            <w:tcW w:type="dxa" w:w="6800"/>
             <w:tcBorders>
               <w:top w:val="none" w:color="FFFFFF" w:sz="0"/>
               <w:left w:val="none" w:color="FFFFFF" w:sz="0"/>
@@ -821,7 +741,7 @@
     </w:p>
     <w:tbl>
       <w:tblPr>
-        <w:tblW w:type="pct" w:w="100%"/>
+        <w:tblW w:type="dxa" w:w="9800"/>
         <w:tblBorders>
           <w:top w:val="none" w:color="FFFFFF" w:sz="0"/>
           <w:left w:val="none" w:color="FFFFFF" w:sz="0"/>
@@ -832,13 +752,13 @@
         </w:tblBorders>
       </w:tblPr>
       <w:tblGrid>
-        <w:gridCol w:w="100"/>
-        <w:gridCol w:w="100"/>
+        <w:gridCol w:w="4900"/>
+        <w:gridCol w:w="4900"/>
       </w:tblGrid>
       <w:tr>
         <w:tc>
           <w:tcPr>
-            <w:tcW w:type="pct" w:w="25%"/>
+            <w:tcW w:type="dxa" w:w="2800"/>
             <w:tcBorders>
               <w:top w:val="none" w:color="FFFFFF" w:sz="0"/>
               <w:left w:val="none" w:color="FFFFFF" w:sz="0"/>
@@ -849,7 +769,7 @@
           <w:p>
             <w:pPr>
               <w:tabs>
-                <w:tab w:val="left" w:pos="1700"/>
+                <w:tab w:val="right" w:pos="2700"/>
               </w:tabs>
             </w:pPr>
             <w:r>
@@ -860,21 +780,13 @@
                 <w:sz w:val="22"/>
                 <w:szCs w:val="22"/>
               </w:rPr>
-              <w:t xml:space="preserve">Nama</w:t>
-            </w:r>
-            <w:r>
-              <w:rPr>
-                <w:rFonts w:ascii="Times New Roman" w:cs="Times New Roman" w:eastAsia="Times New Roman" w:hAnsi="Times New Roman"/>
-                <w:sz w:val="22"/>
-                <w:szCs w:val="22"/>
-              </w:rPr>
-              <w:t xml:space="preserve">	:</w:t>
-            </w:r>
-          </w:p>
-        </w:tc>
-        <w:tc>
-          <w:tcPr>
-            <w:tcW w:type="pct" w:w="75%"/>
+              <w:t xml:space="preserve">Nama	:</w:t>
+            </w:r>
+          </w:p>
+        </w:tc>
+        <w:tc>
+          <w:tcPr>
+            <w:tcW w:type="dxa" w:w="6800"/>
             <w:tcBorders>
               <w:top w:val="none" w:color="FFFFFF" w:sz="0"/>
               <w:left w:val="none" w:color="FFFFFF" w:sz="0"/>
@@ -899,7 +811,7 @@
       <w:tr>
         <w:tc>
           <w:tcPr>
-            <w:tcW w:type="pct" w:w="25%"/>
+            <w:tcW w:type="dxa" w:w="2800"/>
             <w:tcBorders>
               <w:top w:val="none" w:color="FFFFFF" w:sz="0"/>
               <w:left w:val="none" w:color="FFFFFF" w:sz="0"/>
@@ -910,7 +822,7 @@
           <w:p>
             <w:pPr>
               <w:tabs>
-                <w:tab w:val="left" w:pos="1700"/>
+                <w:tab w:val="right" w:pos="2700"/>
               </w:tabs>
             </w:pPr>
             <w:r>
@@ -921,21 +833,13 @@
                 <w:sz w:val="22"/>
                 <w:szCs w:val="22"/>
               </w:rPr>
-              <w:t xml:space="preserve">NIK</w:t>
-            </w:r>
-            <w:r>
-              <w:rPr>
-                <w:rFonts w:ascii="Times New Roman" w:cs="Times New Roman" w:eastAsia="Times New Roman" w:hAnsi="Times New Roman"/>
-                <w:sz w:val="22"/>
-                <w:szCs w:val="22"/>
-              </w:rPr>
-              <w:t xml:space="preserve">	:</w:t>
-            </w:r>
-          </w:p>
-        </w:tc>
-        <w:tc>
-          <w:tcPr>
-            <w:tcW w:type="pct" w:w="75%"/>
+              <w:t xml:space="preserve">NIK	:</w:t>
+            </w:r>
+          </w:p>
+        </w:tc>
+        <w:tc>
+          <w:tcPr>
+            <w:tcW w:type="dxa" w:w="6800"/>
             <w:tcBorders>
               <w:top w:val="none" w:color="FFFFFF" w:sz="0"/>
               <w:left w:val="none" w:color="FFFFFF" w:sz="0"/>
@@ -960,7 +864,7 @@
       <w:tr>
         <w:tc>
           <w:tcPr>
-            <w:tcW w:type="pct" w:w="25%"/>
+            <w:tcW w:type="dxa" w:w="2800"/>
             <w:tcBorders>
               <w:top w:val="none" w:color="FFFFFF" w:sz="0"/>
               <w:left w:val="none" w:color="FFFFFF" w:sz="0"/>
@@ -971,7 +875,7 @@
           <w:p>
             <w:pPr>
               <w:tabs>
-                <w:tab w:val="left" w:pos="1700"/>
+                <w:tab w:val="right" w:pos="2700"/>
               </w:tabs>
             </w:pPr>
             <w:r>
@@ -982,21 +886,13 @@
                 <w:sz w:val="22"/>
                 <w:szCs w:val="22"/>
               </w:rPr>
-              <w:t xml:space="preserve">Jabatan</w:t>
-            </w:r>
-            <w:r>
-              <w:rPr>
-                <w:rFonts w:ascii="Times New Roman" w:cs="Times New Roman" w:eastAsia="Times New Roman" w:hAnsi="Times New Roman"/>
-                <w:sz w:val="22"/>
-                <w:szCs w:val="22"/>
-              </w:rPr>
-              <w:t xml:space="preserve">	:</w:t>
-            </w:r>
-          </w:p>
-        </w:tc>
-        <w:tc>
-          <w:tcPr>
-            <w:tcW w:type="pct" w:w="75%"/>
+              <w:t xml:space="preserve">Jabatan	:</w:t>
+            </w:r>
+          </w:p>
+        </w:tc>
+        <w:tc>
+          <w:tcPr>
+            <w:tcW w:type="dxa" w:w="6800"/>
             <w:tcBorders>
               <w:top w:val="none" w:color="FFFFFF" w:sz="0"/>
               <w:left w:val="none" w:color="FFFFFF" w:sz="0"/>
@@ -1026,7 +922,7 @@
     </w:p>
     <w:tbl>
       <w:tblPr>
-        <w:tblW w:type="pct" w:w="100%"/>
+        <w:tblW w:type="dxa" w:w="9800"/>
         <w:tblBorders>
           <w:top w:val="single" w:color="000000" w:sz="2"/>
           <w:left w:val="single" w:color="000000" w:sz="2"/>
@@ -1044,7 +940,7 @@
       <w:tr>
         <w:tc>
           <w:tcPr>
-            <w:tcW w:type="pct" w:w="55%"/>
+            <w:tcW w:type="dxa" w:w="5400"/>
             <w:shd w:fill="E8E8E8"/>
           </w:tcPr>
           <w:p>
@@ -1062,7 +958,7 @@
         </w:tc>
         <w:tc>
           <w:tcPr>
-            <w:tcW w:type="pct" w:w="22.5%"/>
+            <w:tcW w:type="dxa" w:w="2200"/>
             <w:shd w:fill="E8E8E8"/>
           </w:tcPr>
           <w:p>
@@ -1083,7 +979,7 @@
         </w:tc>
         <w:tc>
           <w:tcPr>
-            <w:tcW w:type="pct" w:w="22.5%"/>
+            <w:tcW w:type="dxa" w:w="2200"/>
             <w:shd w:fill="E8E8E8"/>
           </w:tcPr>
           <w:p>
@@ -1106,7 +1002,7 @@
       <w:tr>
         <w:tc>
           <w:tcPr>
-            <w:tcW w:type="pct" w:w="55%"/>
+            <w:tcW w:type="dxa" w:w="5400"/>
           </w:tcPr>
           <w:p>
             <w:r>
@@ -1123,7 +1019,7 @@
         </w:tc>
         <w:tc>
           <w:tcPr>
-            <w:tcW w:type="pct" w:w="22.5%"/>
+            <w:tcW w:type="dxa" w:w="2200"/>
           </w:tcPr>
           <w:p>
             <w:pPr>
@@ -1143,7 +1039,7 @@
         </w:tc>
         <w:tc>
           <w:tcPr>
-            <w:tcW w:type="pct" w:w="22.5%"/>
+            <w:tcW w:type="dxa" w:w="2200"/>
           </w:tcPr>
           <w:p>
             <w:pPr>
@@ -1165,7 +1061,7 @@
       <w:tr>
         <w:tc>
           <w:tcPr>
-            <w:tcW w:type="pct" w:w="55%"/>
+            <w:tcW w:type="dxa" w:w="5400"/>
           </w:tcPr>
           <w:p>
             <w:r>
@@ -1182,7 +1078,7 @@
         </w:tc>
         <w:tc>
           <w:tcPr>
-            <w:tcW w:type="pct" w:w="22.5%"/>
+            <w:tcW w:type="dxa" w:w="2200"/>
           </w:tcPr>
           <w:p>
             <w:pPr>
@@ -1202,7 +1098,7 @@
         </w:tc>
         <w:tc>
           <w:tcPr>
-            <w:tcW w:type="pct" w:w="22.5%"/>
+            <w:tcW w:type="dxa" w:w="2200"/>
           </w:tcPr>
           <w:p>
             <w:pPr>
@@ -1224,7 +1120,7 @@
       <w:tr>
         <w:tc>
           <w:tcPr>
-            <w:tcW w:type="pct" w:w="55%"/>
+            <w:tcW w:type="dxa" w:w="5400"/>
           </w:tcPr>
           <w:p>
             <w:r>
@@ -1241,7 +1137,7 @@
         </w:tc>
         <w:tc>
           <w:tcPr>
-            <w:tcW w:type="pct" w:w="22.5%"/>
+            <w:tcW w:type="dxa" w:w="2200"/>
           </w:tcPr>
           <w:p>
             <w:pPr>
@@ -1261,7 +1157,7 @@
         </w:tc>
         <w:tc>
           <w:tcPr>
-            <w:tcW w:type="pct" w:w="22.5%"/>
+            <w:tcW w:type="dxa" w:w="2200"/>
           </w:tcPr>
           <w:p>
             <w:pPr>
@@ -1283,7 +1179,7 @@
       <w:tr>
         <w:tc>
           <w:tcPr>
-            <w:tcW w:type="pct" w:w="55%"/>
+            <w:tcW w:type="dxa" w:w="5400"/>
           </w:tcPr>
           <w:p>
             <w:r>
@@ -1300,7 +1196,7 @@
         </w:tc>
         <w:tc>
           <w:tcPr>
-            <w:tcW w:type="pct" w:w="22.5%"/>
+            <w:tcW w:type="dxa" w:w="2200"/>
           </w:tcPr>
           <w:p>
             <w:pPr>
@@ -1320,7 +1216,7 @@
         </w:tc>
         <w:tc>
           <w:tcPr>
-            <w:tcW w:type="pct" w:w="22.5%"/>
+            <w:tcW w:type="dxa" w:w="2200"/>
           </w:tcPr>
           <w:p>
             <w:pPr>
@@ -1342,7 +1238,7 @@
       <w:tr>
         <w:tc>
           <w:tcPr>
-            <w:tcW w:type="pct" w:w="55%"/>
+            <w:tcW w:type="dxa" w:w="5400"/>
             <w:shd w:fill="F5F5F5"/>
           </w:tcPr>
           <w:p>
@@ -1360,7 +1256,7 @@
         </w:tc>
         <w:tc>
           <w:tcPr>
-            <w:tcW w:type="pct" w:w="22.5%"/>
+            <w:tcW w:type="dxa" w:w="2200"/>
             <w:shd w:fill="F5F5F5"/>
           </w:tcPr>
           <w:p>
@@ -1381,7 +1277,7 @@
         </w:tc>
         <w:tc>
           <w:tcPr>
-            <w:tcW w:type="pct" w:w="22.5%"/>
+            <w:tcW w:type="dxa" w:w="2200"/>
             <w:shd w:fill="F5F5F5"/>
           </w:tcPr>
           <w:p>
@@ -1404,7 +1300,7 @@
       <w:tr>
         <w:tc>
           <w:tcPr>
-            <w:tcW w:type="pct" w:w="55%"/>
+            <w:tcW w:type="dxa" w:w="5400"/>
             <w:shd w:fill="E6F3FF"/>
           </w:tcPr>
           <w:p>
@@ -1422,7 +1318,7 @@
         </w:tc>
         <w:tc>
           <w:tcPr>
-            <w:tcW w:type="pct" w:w="22.5%"/>
+            <w:tcW w:type="dxa" w:w="2200"/>
             <w:shd w:fill="E6F3FF"/>
           </w:tcPr>
           <w:p>
@@ -1443,7 +1339,7 @@
         </w:tc>
         <w:tc>
           <w:tcPr>
-            <w:tcW w:type="pct" w:w="22.5%"/>
+            <w:tcW w:type="dxa" w:w="2200"/>
             <w:shd w:fill="E6F3FF"/>
           </w:tcPr>
           <w:p>
@@ -1471,7 +1367,7 @@
     </w:p>
     <w:tbl>
       <w:tblPr>
-        <w:tblW w:type="pct" w:w="100%"/>
+        <w:tblW w:type="dxa" w:w="9800"/>
         <w:tblBorders>
           <w:top w:val="none" w:color="FFFFFF" w:sz="0"/>
           <w:left w:val="none" w:color="FFFFFF" w:sz="0"/>
@@ -1482,13 +1378,13 @@
         </w:tblBorders>
       </w:tblPr>
       <w:tblGrid>
-        <w:gridCol w:w="100"/>
-        <w:gridCol w:w="100"/>
+        <w:gridCol w:w="4900"/>
+        <w:gridCol w:w="4900"/>
       </w:tblGrid>
       <w:tr>
         <w:tc>
           <w:tcPr>
-            <w:tcW w:type="pct" w:w="50%"/>
+            <w:tcW w:type="dxa" w:w="4900"/>
             <w:tcBorders>
               <w:top w:val="none" w:color="FFFFFF" w:sz="0"/>
               <w:left w:val="none" w:color="FFFFFF" w:sz="0"/>
@@ -1527,7 +1423,7 @@
         </w:tc>
         <w:tc>
           <w:tcPr>
-            <w:tcW w:type="pct" w:w="50%"/>
+            <w:tcW w:type="dxa" w:w="4900"/>
             <w:tcBorders>
               <w:top w:val="none" w:color="FFFFFF" w:sz="0"/>
               <w:left w:val="none" w:color="FFFFFF" w:sz="0"/>
@@ -1623,7 +1519,7 @@
     </w:p>
     <w:tbl>
       <w:tblPr>
-        <w:tblW w:type="pct" w:w="100%"/>
+        <w:tblW w:type="dxa" w:w="9800"/>
         <w:tblBorders>
           <w:top w:val="none" w:color="FFFFFF" w:sz="0"/>
           <w:left w:val="none" w:color="FFFFFF" w:sz="0"/>
@@ -1634,13 +1530,13 @@
         </w:tblBorders>
       </w:tblPr>
       <w:tblGrid>
-        <w:gridCol w:w="100"/>
-        <w:gridCol w:w="100"/>
+        <w:gridCol w:w="4900"/>
+        <w:gridCol w:w="4900"/>
       </w:tblGrid>
       <w:tr>
         <w:tc>
           <w:tcPr>
-            <w:tcW w:type="pct" w:w="25%"/>
+            <w:tcW w:type="dxa" w:w="2800"/>
             <w:tcBorders>
               <w:top w:val="none" w:color="FFFFFF" w:sz="0"/>
               <w:left w:val="none" w:color="FFFFFF" w:sz="0"/>
@@ -1651,7 +1547,7 @@
           <w:p>
             <w:pPr>
               <w:tabs>
-                <w:tab w:val="left" w:pos="1700"/>
+                <w:tab w:val="right" w:pos="2700"/>
               </w:tabs>
             </w:pPr>
             <w:r>
@@ -1662,21 +1558,13 @@
                 <w:sz w:val="22"/>
                 <w:szCs w:val="22"/>
               </w:rPr>
-              <w:t xml:space="preserve">Nama</w:t>
-            </w:r>
-            <w:r>
-              <w:rPr>
-                <w:rFonts w:ascii="Times New Roman" w:cs="Times New Roman" w:eastAsia="Times New Roman" w:hAnsi="Times New Roman"/>
-                <w:sz w:val="22"/>
-                <w:szCs w:val="22"/>
-              </w:rPr>
-              <w:t xml:space="preserve">	:</w:t>
-            </w:r>
-          </w:p>
-        </w:tc>
-        <w:tc>
-          <w:tcPr>
-            <w:tcW w:type="pct" w:w="75%"/>
+              <w:t xml:space="preserve">Nama	:</w:t>
+            </w:r>
+          </w:p>
+        </w:tc>
+        <w:tc>
+          <w:tcPr>
+            <w:tcW w:type="dxa" w:w="6800"/>
             <w:tcBorders>
               <w:top w:val="none" w:color="FFFFFF" w:sz="0"/>
               <w:left w:val="none" w:color="FFFFFF" w:sz="0"/>
@@ -1701,7 +1589,7 @@
       <w:tr>
         <w:tc>
           <w:tcPr>
-            <w:tcW w:type="pct" w:w="25%"/>
+            <w:tcW w:type="dxa" w:w="2800"/>
             <w:tcBorders>
               <w:top w:val="none" w:color="FFFFFF" w:sz="0"/>
               <w:left w:val="none" w:color="FFFFFF" w:sz="0"/>
@@ -1712,7 +1600,7 @@
           <w:p>
             <w:pPr>
               <w:tabs>
-                <w:tab w:val="left" w:pos="1700"/>
+                <w:tab w:val="right" w:pos="2700"/>
               </w:tabs>
             </w:pPr>
             <w:r>
@@ -1723,21 +1611,13 @@
                 <w:sz w:val="22"/>
                 <w:szCs w:val="22"/>
               </w:rPr>
-              <w:t xml:space="preserve">NIK</w:t>
-            </w:r>
-            <w:r>
-              <w:rPr>
-                <w:rFonts w:ascii="Times New Roman" w:cs="Times New Roman" w:eastAsia="Times New Roman" w:hAnsi="Times New Roman"/>
-                <w:sz w:val="22"/>
-                <w:szCs w:val="22"/>
-              </w:rPr>
-              <w:t xml:space="preserve">	:</w:t>
-            </w:r>
-          </w:p>
-        </w:tc>
-        <w:tc>
-          <w:tcPr>
-            <w:tcW w:type="pct" w:w="75%"/>
+              <w:t xml:space="preserve">NIK	:</w:t>
+            </w:r>
+          </w:p>
+        </w:tc>
+        <w:tc>
+          <w:tcPr>
+            <w:tcW w:type="dxa" w:w="6800"/>
             <w:tcBorders>
               <w:top w:val="none" w:color="FFFFFF" w:sz="0"/>
               <w:left w:val="none" w:color="FFFFFF" w:sz="0"/>
@@ -1762,7 +1642,7 @@
       <w:tr>
         <w:tc>
           <w:tcPr>
-            <w:tcW w:type="pct" w:w="25%"/>
+            <w:tcW w:type="dxa" w:w="2800"/>
             <w:tcBorders>
               <w:top w:val="none" w:color="FFFFFF" w:sz="0"/>
               <w:left w:val="none" w:color="FFFFFF" w:sz="0"/>
@@ -1773,7 +1653,7 @@
           <w:p>
             <w:pPr>
               <w:tabs>
-                <w:tab w:val="left" w:pos="1700"/>
+                <w:tab w:val="right" w:pos="2700"/>
               </w:tabs>
             </w:pPr>
             <w:r>
@@ -1784,21 +1664,13 @@
                 <w:sz w:val="22"/>
                 <w:szCs w:val="22"/>
               </w:rPr>
-              <w:t xml:space="preserve">Jabatan</w:t>
-            </w:r>
-            <w:r>
-              <w:rPr>
-                <w:rFonts w:ascii="Times New Roman" w:cs="Times New Roman" w:eastAsia="Times New Roman" w:hAnsi="Times New Roman"/>
-                <w:sz w:val="22"/>
-                <w:szCs w:val="22"/>
-              </w:rPr>
-              <w:t xml:space="preserve">	:</w:t>
-            </w:r>
-          </w:p>
-        </w:tc>
-        <w:tc>
-          <w:tcPr>
-            <w:tcW w:type="pct" w:w="75%"/>
+              <w:t xml:space="preserve">Jabatan	:</w:t>
+            </w:r>
+          </w:p>
+        </w:tc>
+        <w:tc>
+          <w:tcPr>
+            <w:tcW w:type="dxa" w:w="6800"/>
             <w:tcBorders>
               <w:top w:val="none" w:color="FFFFFF" w:sz="0"/>
               <w:left w:val="none" w:color="FFFFFF" w:sz="0"/>
@@ -1828,7 +1700,7 @@
     </w:p>
     <w:tbl>
       <w:tblPr>
-        <w:tblW w:type="pct" w:w="100%"/>
+        <w:tblW w:type="dxa" w:w="9800"/>
         <w:tblBorders>
           <w:top w:val="single" w:color="000000" w:sz="2"/>
           <w:left w:val="single" w:color="000000" w:sz="2"/>
@@ -1846,7 +1718,7 @@
       <w:tr>
         <w:tc>
           <w:tcPr>
-            <w:tcW w:type="pct" w:w="55%"/>
+            <w:tcW w:type="dxa" w:w="5400"/>
             <w:shd w:fill="E8E8E8"/>
           </w:tcPr>
           <w:p>
@@ -1864,7 +1736,7 @@
         </w:tc>
         <w:tc>
           <w:tcPr>
-            <w:tcW w:type="pct" w:w="22.5%"/>
+            <w:tcW w:type="dxa" w:w="2200"/>
             <w:shd w:fill="E8E8E8"/>
           </w:tcPr>
           <w:p>
@@ -1885,7 +1757,7 @@
         </w:tc>
         <w:tc>
           <w:tcPr>
-            <w:tcW w:type="pct" w:w="22.5%"/>
+            <w:tcW w:type="dxa" w:w="2200"/>
             <w:shd w:fill="E8E8E8"/>
           </w:tcPr>
           <w:p>
@@ -1908,7 +1780,7 @@
       <w:tr>
         <w:tc>
           <w:tcPr>
-            <w:tcW w:type="pct" w:w="55%"/>
+            <w:tcW w:type="dxa" w:w="5400"/>
           </w:tcPr>
           <w:p>
             <w:r>
@@ -1925,7 +1797,7 @@
         </w:tc>
         <w:tc>
           <w:tcPr>
-            <w:tcW w:type="pct" w:w="22.5%"/>
+            <w:tcW w:type="dxa" w:w="2200"/>
           </w:tcPr>
           <w:p>
             <w:pPr>
@@ -1945,7 +1817,7 @@
         </w:tc>
         <w:tc>
           <w:tcPr>
-            <w:tcW w:type="pct" w:w="22.5%"/>
+            <w:tcW w:type="dxa" w:w="2200"/>
           </w:tcPr>
           <w:p>
             <w:pPr>
@@ -1967,7 +1839,7 @@
       <w:tr>
         <w:tc>
           <w:tcPr>
-            <w:tcW w:type="pct" w:w="55%"/>
+            <w:tcW w:type="dxa" w:w="5400"/>
           </w:tcPr>
           <w:p>
             <w:r>
@@ -1984,7 +1856,7 @@
         </w:tc>
         <w:tc>
           <w:tcPr>
-            <w:tcW w:type="pct" w:w="22.5%"/>
+            <w:tcW w:type="dxa" w:w="2200"/>
           </w:tcPr>
           <w:p>
             <w:pPr>
@@ -2004,7 +1876,7 @@
         </w:tc>
         <w:tc>
           <w:tcPr>
-            <w:tcW w:type="pct" w:w="22.5%"/>
+            <w:tcW w:type="dxa" w:w="2200"/>
           </w:tcPr>
           <w:p>
             <w:pPr>
@@ -2026,7 +1898,7 @@
       <w:tr>
         <w:tc>
           <w:tcPr>
-            <w:tcW w:type="pct" w:w="55%"/>
+            <w:tcW w:type="dxa" w:w="5400"/>
           </w:tcPr>
           <w:p>
             <w:r>
@@ -2043,7 +1915,7 @@
         </w:tc>
         <w:tc>
           <w:tcPr>
-            <w:tcW w:type="pct" w:w="22.5%"/>
+            <w:tcW w:type="dxa" w:w="2200"/>
           </w:tcPr>
           <w:p>
             <w:pPr>
@@ -2063,7 +1935,7 @@
         </w:tc>
         <w:tc>
           <w:tcPr>
-            <w:tcW w:type="pct" w:w="22.5%"/>
+            <w:tcW w:type="dxa" w:w="2200"/>
           </w:tcPr>
           <w:p>
             <w:pPr>
@@ -2085,7 +1957,7 @@
       <w:tr>
         <w:tc>
           <w:tcPr>
-            <w:tcW w:type="pct" w:w="55%"/>
+            <w:tcW w:type="dxa" w:w="5400"/>
           </w:tcPr>
           <w:p>
             <w:r>
@@ -2102,7 +1974,7 @@
         </w:tc>
         <w:tc>
           <w:tcPr>
-            <w:tcW w:type="pct" w:w="22.5%"/>
+            <w:tcW w:type="dxa" w:w="2200"/>
           </w:tcPr>
           <w:p>
             <w:pPr>
@@ -2122,7 +1994,7 @@
         </w:tc>
         <w:tc>
           <w:tcPr>
-            <w:tcW w:type="pct" w:w="22.5%"/>
+            <w:tcW w:type="dxa" w:w="2200"/>
           </w:tcPr>
           <w:p>
             <w:pPr>
@@ -2144,7 +2016,7 @@
       <w:tr>
         <w:tc>
           <w:tcPr>
-            <w:tcW w:type="pct" w:w="55%"/>
+            <w:tcW w:type="dxa" w:w="5400"/>
             <w:shd w:fill="F5F5F5"/>
           </w:tcPr>
           <w:p>
@@ -2162,7 +2034,7 @@
         </w:tc>
         <w:tc>
           <w:tcPr>
-            <w:tcW w:type="pct" w:w="22.5%"/>
+            <w:tcW w:type="dxa" w:w="2200"/>
             <w:shd w:fill="F5F5F5"/>
           </w:tcPr>
           <w:p>
@@ -2183,7 +2055,7 @@
         </w:tc>
         <w:tc>
           <w:tcPr>
-            <w:tcW w:type="pct" w:w="22.5%"/>
+            <w:tcW w:type="dxa" w:w="2200"/>
             <w:shd w:fill="F5F5F5"/>
           </w:tcPr>
           <w:p>
@@ -2206,7 +2078,7 @@
       <w:tr>
         <w:tc>
           <w:tcPr>
-            <w:tcW w:type="pct" w:w="55%"/>
+            <w:tcW w:type="dxa" w:w="5400"/>
             <w:shd w:fill="E6F3FF"/>
           </w:tcPr>
           <w:p>
@@ -2224,7 +2096,7 @@
         </w:tc>
         <w:tc>
           <w:tcPr>
-            <w:tcW w:type="pct" w:w="22.5%"/>
+            <w:tcW w:type="dxa" w:w="2200"/>
             <w:shd w:fill="E6F3FF"/>
           </w:tcPr>
           <w:p>
@@ -2245,7 +2117,7 @@
         </w:tc>
         <w:tc>
           <w:tcPr>
-            <w:tcW w:type="pct" w:w="22.5%"/>
+            <w:tcW w:type="dxa" w:w="2200"/>
             <w:shd w:fill="E6F3FF"/>
           </w:tcPr>
           <w:p>
@@ -2273,7 +2145,7 @@
     </w:p>
     <w:tbl>
       <w:tblPr>
-        <w:tblW w:type="pct" w:w="100%"/>
+        <w:tblW w:type="dxa" w:w="9800"/>
         <w:tblBorders>
           <w:top w:val="none" w:color="FFFFFF" w:sz="0"/>
           <w:left w:val="none" w:color="FFFFFF" w:sz="0"/>
@@ -2284,13 +2156,13 @@
         </w:tblBorders>
       </w:tblPr>
       <w:tblGrid>
-        <w:gridCol w:w="100"/>
-        <w:gridCol w:w="100"/>
+        <w:gridCol w:w="4900"/>
+        <w:gridCol w:w="4900"/>
       </w:tblGrid>
       <w:tr>
         <w:tc>
           <w:tcPr>
-            <w:tcW w:type="pct" w:w="50%"/>
+            <w:tcW w:type="dxa" w:w="4900"/>
             <w:tcBorders>
               <w:top w:val="none" w:color="FFFFFF" w:sz="0"/>
               <w:left w:val="none" w:color="FFFFFF" w:sz="0"/>
@@ -2329,7 +2201,7 @@
         </w:tc>
         <w:tc>
           <w:tcPr>
-            <w:tcW w:type="pct" w:w="50%"/>
+            <w:tcW w:type="dxa" w:w="4900"/>
             <w:tcBorders>
               <w:top w:val="none" w:color="FFFFFF" w:sz="0"/>
               <w:left w:val="none" w:color="FFFFFF" w:sz="0"/>
@@ -2425,7 +2297,7 @@
     </w:p>
     <w:tbl>
       <w:tblPr>
-        <w:tblW w:type="pct" w:w="100%"/>
+        <w:tblW w:type="dxa" w:w="9800"/>
         <w:tblBorders>
           <w:top w:val="none" w:color="FFFFFF" w:sz="0"/>
           <w:left w:val="none" w:color="FFFFFF" w:sz="0"/>
@@ -2436,13 +2308,13 @@
         </w:tblBorders>
       </w:tblPr>
       <w:tblGrid>
-        <w:gridCol w:w="100"/>
-        <w:gridCol w:w="100"/>
+        <w:gridCol w:w="4900"/>
+        <w:gridCol w:w="4900"/>
       </w:tblGrid>
       <w:tr>
         <w:tc>
           <w:tcPr>
-            <w:tcW w:type="pct" w:w="25%"/>
+            <w:tcW w:type="dxa" w:w="2800"/>
             <w:tcBorders>
               <w:top w:val="none" w:color="FFFFFF" w:sz="0"/>
               <w:left w:val="none" w:color="FFFFFF" w:sz="0"/>
@@ -2453,7 +2325,7 @@
           <w:p>
             <w:pPr>
               <w:tabs>
-                <w:tab w:val="left" w:pos="1700"/>
+                <w:tab w:val="right" w:pos="2700"/>
               </w:tabs>
             </w:pPr>
             <w:r>
@@ -2464,21 +2336,13 @@
                 <w:sz w:val="22"/>
                 <w:szCs w:val="22"/>
               </w:rPr>
-              <w:t xml:space="preserve">Nama</w:t>
-            </w:r>
-            <w:r>
-              <w:rPr>
-                <w:rFonts w:ascii="Times New Roman" w:cs="Times New Roman" w:eastAsia="Times New Roman" w:hAnsi="Times New Roman"/>
-                <w:sz w:val="22"/>
-                <w:szCs w:val="22"/>
-              </w:rPr>
-              <w:t xml:space="preserve">	:</w:t>
-            </w:r>
-          </w:p>
-        </w:tc>
-        <w:tc>
-          <w:tcPr>
-            <w:tcW w:type="pct" w:w="75%"/>
+              <w:t xml:space="preserve">Nama	:</w:t>
+            </w:r>
+          </w:p>
+        </w:tc>
+        <w:tc>
+          <w:tcPr>
+            <w:tcW w:type="dxa" w:w="6800"/>
             <w:tcBorders>
               <w:top w:val="none" w:color="FFFFFF" w:sz="0"/>
               <w:left w:val="none" w:color="FFFFFF" w:sz="0"/>
@@ -2503,7 +2367,7 @@
       <w:tr>
         <w:tc>
           <w:tcPr>
-            <w:tcW w:type="pct" w:w="25%"/>
+            <w:tcW w:type="dxa" w:w="2800"/>
             <w:tcBorders>
               <w:top w:val="none" w:color="FFFFFF" w:sz="0"/>
               <w:left w:val="none" w:color="FFFFFF" w:sz="0"/>
@@ -2514,7 +2378,7 @@
           <w:p>
             <w:pPr>
               <w:tabs>
-                <w:tab w:val="left" w:pos="1700"/>
+                <w:tab w:val="right" w:pos="2700"/>
               </w:tabs>
             </w:pPr>
             <w:r>
@@ -2525,21 +2389,13 @@
                 <w:sz w:val="22"/>
                 <w:szCs w:val="22"/>
               </w:rPr>
-              <w:t xml:space="preserve">NIK</w:t>
-            </w:r>
-            <w:r>
-              <w:rPr>
-                <w:rFonts w:ascii="Times New Roman" w:cs="Times New Roman" w:eastAsia="Times New Roman" w:hAnsi="Times New Roman"/>
-                <w:sz w:val="22"/>
-                <w:szCs w:val="22"/>
-              </w:rPr>
-              <w:t xml:space="preserve">	:</w:t>
-            </w:r>
-          </w:p>
-        </w:tc>
-        <w:tc>
-          <w:tcPr>
-            <w:tcW w:type="pct" w:w="75%"/>
+              <w:t xml:space="preserve">NIK	:</w:t>
+            </w:r>
+          </w:p>
+        </w:tc>
+        <w:tc>
+          <w:tcPr>
+            <w:tcW w:type="dxa" w:w="6800"/>
             <w:tcBorders>
               <w:top w:val="none" w:color="FFFFFF" w:sz="0"/>
               <w:left w:val="none" w:color="FFFFFF" w:sz="0"/>
@@ -2564,7 +2420,7 @@
       <w:tr>
         <w:tc>
           <w:tcPr>
-            <w:tcW w:type="pct" w:w="25%"/>
+            <w:tcW w:type="dxa" w:w="2800"/>
             <w:tcBorders>
               <w:top w:val="none" w:color="FFFFFF" w:sz="0"/>
               <w:left w:val="none" w:color="FFFFFF" w:sz="0"/>
@@ -2575,7 +2431,7 @@
           <w:p>
             <w:pPr>
               <w:tabs>
-                <w:tab w:val="left" w:pos="1700"/>
+                <w:tab w:val="right" w:pos="2700"/>
               </w:tabs>
             </w:pPr>
             <w:r>
@@ -2586,21 +2442,13 @@
                 <w:sz w:val="22"/>
                 <w:szCs w:val="22"/>
               </w:rPr>
-              <w:t xml:space="preserve">Jabatan</w:t>
-            </w:r>
-            <w:r>
-              <w:rPr>
-                <w:rFonts w:ascii="Times New Roman" w:cs="Times New Roman" w:eastAsia="Times New Roman" w:hAnsi="Times New Roman"/>
-                <w:sz w:val="22"/>
-                <w:szCs w:val="22"/>
-              </w:rPr>
-              <w:t xml:space="preserve">	:</w:t>
-            </w:r>
-          </w:p>
-        </w:tc>
-        <w:tc>
-          <w:tcPr>
-            <w:tcW w:type="pct" w:w="75%"/>
+              <w:t xml:space="preserve">Jabatan	:</w:t>
+            </w:r>
+          </w:p>
+        </w:tc>
+        <w:tc>
+          <w:tcPr>
+            <w:tcW w:type="dxa" w:w="6800"/>
             <w:tcBorders>
               <w:top w:val="none" w:color="FFFFFF" w:sz="0"/>
               <w:left w:val="none" w:color="FFFFFF" w:sz="0"/>
@@ -2630,7 +2478,7 @@
     </w:p>
     <w:tbl>
       <w:tblPr>
-        <w:tblW w:type="pct" w:w="100%"/>
+        <w:tblW w:type="dxa" w:w="9800"/>
         <w:tblBorders>
           <w:top w:val="single" w:color="000000" w:sz="2"/>
           <w:left w:val="single" w:color="000000" w:sz="2"/>
@@ -2648,7 +2496,7 @@
       <w:tr>
         <w:tc>
           <w:tcPr>
-            <w:tcW w:type="pct" w:w="55%"/>
+            <w:tcW w:type="dxa" w:w="5400"/>
             <w:shd w:fill="E8E8E8"/>
           </w:tcPr>
           <w:p>
@@ -2666,7 +2514,7 @@
         </w:tc>
         <w:tc>
           <w:tcPr>
-            <w:tcW w:type="pct" w:w="22.5%"/>
+            <w:tcW w:type="dxa" w:w="2200"/>
             <w:shd w:fill="E8E8E8"/>
           </w:tcPr>
           <w:p>
@@ -2687,7 +2535,7 @@
         </w:tc>
         <w:tc>
           <w:tcPr>
-            <w:tcW w:type="pct" w:w="22.5%"/>
+            <w:tcW w:type="dxa" w:w="2200"/>
             <w:shd w:fill="E8E8E8"/>
           </w:tcPr>
           <w:p>
@@ -2710,7 +2558,7 @@
       <w:tr>
         <w:tc>
           <w:tcPr>
-            <w:tcW w:type="pct" w:w="55%"/>
+            <w:tcW w:type="dxa" w:w="5400"/>
           </w:tcPr>
           <w:p>
             <w:r>
@@ -2727,7 +2575,7 @@
         </w:tc>
         <w:tc>
           <w:tcPr>
-            <w:tcW w:type="pct" w:w="22.5%"/>
+            <w:tcW w:type="dxa" w:w="2200"/>
           </w:tcPr>
           <w:p>
             <w:pPr>
@@ -2747,7 +2595,7 @@
         </w:tc>
         <w:tc>
           <w:tcPr>
-            <w:tcW w:type="pct" w:w="22.5%"/>
+            <w:tcW w:type="dxa" w:w="2200"/>
           </w:tcPr>
           <w:p>
             <w:pPr>
@@ -2769,7 +2617,7 @@
       <w:tr>
         <w:tc>
           <w:tcPr>
-            <w:tcW w:type="pct" w:w="55%"/>
+            <w:tcW w:type="dxa" w:w="5400"/>
           </w:tcPr>
           <w:p>
             <w:r>
@@ -2786,7 +2634,7 @@
         </w:tc>
         <w:tc>
           <w:tcPr>
-            <w:tcW w:type="pct" w:w="22.5%"/>
+            <w:tcW w:type="dxa" w:w="2200"/>
           </w:tcPr>
           <w:p>
             <w:pPr>
@@ -2806,7 +2654,7 @@
         </w:tc>
         <w:tc>
           <w:tcPr>
-            <w:tcW w:type="pct" w:w="22.5%"/>
+            <w:tcW w:type="dxa" w:w="2200"/>
           </w:tcPr>
           <w:p>
             <w:pPr>
@@ -2828,7 +2676,7 @@
       <w:tr>
         <w:tc>
           <w:tcPr>
-            <w:tcW w:type="pct" w:w="55%"/>
+            <w:tcW w:type="dxa" w:w="5400"/>
           </w:tcPr>
           <w:p>
             <w:r>
@@ -2845,7 +2693,7 @@
         </w:tc>
         <w:tc>
           <w:tcPr>
-            <w:tcW w:type="pct" w:w="22.5%"/>
+            <w:tcW w:type="dxa" w:w="2200"/>
           </w:tcPr>
           <w:p>
             <w:pPr>
@@ -2865,7 +2713,7 @@
         </w:tc>
         <w:tc>
           <w:tcPr>
-            <w:tcW w:type="pct" w:w="22.5%"/>
+            <w:tcW w:type="dxa" w:w="2200"/>
           </w:tcPr>
           <w:p>
             <w:pPr>
@@ -2887,7 +2735,7 @@
       <w:tr>
         <w:tc>
           <w:tcPr>
-            <w:tcW w:type="pct" w:w="55%"/>
+            <w:tcW w:type="dxa" w:w="5400"/>
           </w:tcPr>
           <w:p>
             <w:r>
@@ -2904,7 +2752,7 @@
         </w:tc>
         <w:tc>
           <w:tcPr>
-            <w:tcW w:type="pct" w:w="22.5%"/>
+            <w:tcW w:type="dxa" w:w="2200"/>
           </w:tcPr>
           <w:p>
             <w:pPr>
@@ -2924,7 +2772,7 @@
         </w:tc>
         <w:tc>
           <w:tcPr>
-            <w:tcW w:type="pct" w:w="22.5%"/>
+            <w:tcW w:type="dxa" w:w="2200"/>
           </w:tcPr>
           <w:p>
             <w:pPr>
@@ -2946,7 +2794,7 @@
       <w:tr>
         <w:tc>
           <w:tcPr>
-            <w:tcW w:type="pct" w:w="55%"/>
+            <w:tcW w:type="dxa" w:w="5400"/>
             <w:shd w:fill="F5F5F5"/>
           </w:tcPr>
           <w:p>
@@ -2964,7 +2812,7 @@
         </w:tc>
         <w:tc>
           <w:tcPr>
-            <w:tcW w:type="pct" w:w="22.5%"/>
+            <w:tcW w:type="dxa" w:w="2200"/>
             <w:shd w:fill="F5F5F5"/>
           </w:tcPr>
           <w:p>
@@ -2985,7 +2833,7 @@
         </w:tc>
         <w:tc>
           <w:tcPr>
-            <w:tcW w:type="pct" w:w="22.5%"/>
+            <w:tcW w:type="dxa" w:w="2200"/>
             <w:shd w:fill="F5F5F5"/>
           </w:tcPr>
           <w:p>
@@ -3008,7 +2856,7 @@
       <w:tr>
         <w:tc>
           <w:tcPr>
-            <w:tcW w:type="pct" w:w="55%"/>
+            <w:tcW w:type="dxa" w:w="5400"/>
             <w:shd w:fill="E6F3FF"/>
           </w:tcPr>
           <w:p>
@@ -3026,7 +2874,7 @@
         </w:tc>
         <w:tc>
           <w:tcPr>
-            <w:tcW w:type="pct" w:w="22.5%"/>
+            <w:tcW w:type="dxa" w:w="2200"/>
             <w:shd w:fill="E6F3FF"/>
           </w:tcPr>
           <w:p>
@@ -3047,7 +2895,7 @@
         </w:tc>
         <w:tc>
           <w:tcPr>
-            <w:tcW w:type="pct" w:w="22.5%"/>
+            <w:tcW w:type="dxa" w:w="2200"/>
             <w:shd w:fill="E6F3FF"/>
           </w:tcPr>
           <w:p>
@@ -3075,7 +2923,7 @@
     </w:p>
     <w:tbl>
       <w:tblPr>
-        <w:tblW w:type="pct" w:w="100%"/>
+        <w:tblW w:type="dxa" w:w="9800"/>
         <w:tblBorders>
           <w:top w:val="none" w:color="FFFFFF" w:sz="0"/>
           <w:left w:val="none" w:color="FFFFFF" w:sz="0"/>
@@ -3086,13 +2934,13 @@
         </w:tblBorders>
       </w:tblPr>
       <w:tblGrid>
-        <w:gridCol w:w="100"/>
-        <w:gridCol w:w="100"/>
+        <w:gridCol w:w="4900"/>
+        <w:gridCol w:w="4900"/>
       </w:tblGrid>
       <w:tr>
         <w:tc>
           <w:tcPr>
-            <w:tcW w:type="pct" w:w="50%"/>
+            <w:tcW w:type="dxa" w:w="4900"/>
             <w:tcBorders>
               <w:top w:val="none" w:color="FFFFFF" w:sz="0"/>
               <w:left w:val="none" w:color="FFFFFF" w:sz="0"/>
@@ -3131,7 +2979,7 @@
         </w:tc>
         <w:tc>
           <w:tcPr>
-            <w:tcW w:type="pct" w:w="50%"/>
+            <w:tcW w:type="dxa" w:w="4900"/>
             <w:tcBorders>
               <w:top w:val="none" w:color="FFFFFF" w:sz="0"/>
               <w:left w:val="none" w:color="FFFFFF" w:sz="0"/>
@@ -3227,7 +3075,7 @@
     </w:p>
     <w:tbl>
       <w:tblPr>
-        <w:tblW w:type="pct" w:w="100%"/>
+        <w:tblW w:type="dxa" w:w="9800"/>
         <w:tblBorders>
           <w:top w:val="none" w:color="FFFFFF" w:sz="0"/>
           <w:left w:val="none" w:color="FFFFFF" w:sz="0"/>
@@ -3238,13 +3086,13 @@
         </w:tblBorders>
       </w:tblPr>
       <w:tblGrid>
-        <w:gridCol w:w="100"/>
-        <w:gridCol w:w="100"/>
+        <w:gridCol w:w="4900"/>
+        <w:gridCol w:w="4900"/>
       </w:tblGrid>
       <w:tr>
         <w:tc>
           <w:tcPr>
-            <w:tcW w:type="pct" w:w="25%"/>
+            <w:tcW w:type="dxa" w:w="2800"/>
             <w:tcBorders>
               <w:top w:val="none" w:color="FFFFFF" w:sz="0"/>
               <w:left w:val="none" w:color="FFFFFF" w:sz="0"/>
@@ -3255,7 +3103,7 @@
           <w:p>
             <w:pPr>
               <w:tabs>
-                <w:tab w:val="left" w:pos="1700"/>
+                <w:tab w:val="right" w:pos="2700"/>
               </w:tabs>
             </w:pPr>
             <w:r>
@@ -3266,21 +3114,13 @@
                 <w:sz w:val="22"/>
                 <w:szCs w:val="22"/>
               </w:rPr>
-              <w:t xml:space="preserve">Nama</w:t>
-            </w:r>
-            <w:r>
-              <w:rPr>
-                <w:rFonts w:ascii="Times New Roman" w:cs="Times New Roman" w:eastAsia="Times New Roman" w:hAnsi="Times New Roman"/>
-                <w:sz w:val="22"/>
-                <w:szCs w:val="22"/>
-              </w:rPr>
-              <w:t xml:space="preserve">	:</w:t>
-            </w:r>
-          </w:p>
-        </w:tc>
-        <w:tc>
-          <w:tcPr>
-            <w:tcW w:type="pct" w:w="75%"/>
+              <w:t xml:space="preserve">Nama	:</w:t>
+            </w:r>
+          </w:p>
+        </w:tc>
+        <w:tc>
+          <w:tcPr>
+            <w:tcW w:type="dxa" w:w="6800"/>
             <w:tcBorders>
               <w:top w:val="none" w:color="FFFFFF" w:sz="0"/>
               <w:left w:val="none" w:color="FFFFFF" w:sz="0"/>
@@ -3305,7 +3145,7 @@
       <w:tr>
         <w:tc>
           <w:tcPr>
-            <w:tcW w:type="pct" w:w="25%"/>
+            <w:tcW w:type="dxa" w:w="2800"/>
             <w:tcBorders>
               <w:top w:val="none" w:color="FFFFFF" w:sz="0"/>
               <w:left w:val="none" w:color="FFFFFF" w:sz="0"/>
@@ -3316,7 +3156,7 @@
           <w:p>
             <w:pPr>
               <w:tabs>
-                <w:tab w:val="left" w:pos="1700"/>
+                <w:tab w:val="right" w:pos="2700"/>
               </w:tabs>
             </w:pPr>
             <w:r>
@@ -3327,21 +3167,13 @@
                 <w:sz w:val="22"/>
                 <w:szCs w:val="22"/>
               </w:rPr>
-              <w:t xml:space="preserve">NIK</w:t>
-            </w:r>
-            <w:r>
-              <w:rPr>
-                <w:rFonts w:ascii="Times New Roman" w:cs="Times New Roman" w:eastAsia="Times New Roman" w:hAnsi="Times New Roman"/>
-                <w:sz w:val="22"/>
-                <w:szCs w:val="22"/>
-              </w:rPr>
-              <w:t xml:space="preserve">	:</w:t>
-            </w:r>
-          </w:p>
-        </w:tc>
-        <w:tc>
-          <w:tcPr>
-            <w:tcW w:type="pct" w:w="75%"/>
+              <w:t xml:space="preserve">NIK	:</w:t>
+            </w:r>
+          </w:p>
+        </w:tc>
+        <w:tc>
+          <w:tcPr>
+            <w:tcW w:type="dxa" w:w="6800"/>
             <w:tcBorders>
               <w:top w:val="none" w:color="FFFFFF" w:sz="0"/>
               <w:left w:val="none" w:color="FFFFFF" w:sz="0"/>
@@ -3366,7 +3198,7 @@
       <w:tr>
         <w:tc>
           <w:tcPr>
-            <w:tcW w:type="pct" w:w="25%"/>
+            <w:tcW w:type="dxa" w:w="2800"/>
             <w:tcBorders>
               <w:top w:val="none" w:color="FFFFFF" w:sz="0"/>
               <w:left w:val="none" w:color="FFFFFF" w:sz="0"/>
@@ -3377,7 +3209,7 @@
           <w:p>
             <w:pPr>
               <w:tabs>
-                <w:tab w:val="left" w:pos="1700"/>
+                <w:tab w:val="right" w:pos="2700"/>
               </w:tabs>
             </w:pPr>
             <w:r>
@@ -3388,21 +3220,13 @@
                 <w:sz w:val="22"/>
                 <w:szCs w:val="22"/>
               </w:rPr>
-              <w:t xml:space="preserve">Jabatan</w:t>
-            </w:r>
-            <w:r>
-              <w:rPr>
-                <w:rFonts w:ascii="Times New Roman" w:cs="Times New Roman" w:eastAsia="Times New Roman" w:hAnsi="Times New Roman"/>
-                <w:sz w:val="22"/>
-                <w:szCs w:val="22"/>
-              </w:rPr>
-              <w:t xml:space="preserve">	:</w:t>
-            </w:r>
-          </w:p>
-        </w:tc>
-        <w:tc>
-          <w:tcPr>
-            <w:tcW w:type="pct" w:w="75%"/>
+              <w:t xml:space="preserve">Jabatan	:</w:t>
+            </w:r>
+          </w:p>
+        </w:tc>
+        <w:tc>
+          <w:tcPr>
+            <w:tcW w:type="dxa" w:w="6800"/>
             <w:tcBorders>
               <w:top w:val="none" w:color="FFFFFF" w:sz="0"/>
               <w:left w:val="none" w:color="FFFFFF" w:sz="0"/>
@@ -3432,7 +3256,7 @@
     </w:p>
     <w:tbl>
       <w:tblPr>
-        <w:tblW w:type="pct" w:w="100%"/>
+        <w:tblW w:type="dxa" w:w="9800"/>
         <w:tblBorders>
           <w:top w:val="single" w:color="000000" w:sz="2"/>
           <w:left w:val="single" w:color="000000" w:sz="2"/>
@@ -3450,7 +3274,7 @@
       <w:tr>
         <w:tc>
           <w:tcPr>
-            <w:tcW w:type="pct" w:w="55%"/>
+            <w:tcW w:type="dxa" w:w="5400"/>
             <w:shd w:fill="E8E8E8"/>
           </w:tcPr>
           <w:p>
@@ -3468,7 +3292,7 @@
         </w:tc>
         <w:tc>
           <w:tcPr>
-            <w:tcW w:type="pct" w:w="22.5%"/>
+            <w:tcW w:type="dxa" w:w="2200"/>
             <w:shd w:fill="E8E8E8"/>
           </w:tcPr>
           <w:p>
@@ -3489,7 +3313,7 @@
         </w:tc>
         <w:tc>
           <w:tcPr>
-            <w:tcW w:type="pct" w:w="22.5%"/>
+            <w:tcW w:type="dxa" w:w="2200"/>
             <w:shd w:fill="E8E8E8"/>
           </w:tcPr>
           <w:p>
@@ -3512,7 +3336,7 @@
       <w:tr>
         <w:tc>
           <w:tcPr>
-            <w:tcW w:type="pct" w:w="55%"/>
+            <w:tcW w:type="dxa" w:w="5400"/>
           </w:tcPr>
           <w:p>
             <w:r>
@@ -3529,7 +3353,7 @@
         </w:tc>
         <w:tc>
           <w:tcPr>
-            <w:tcW w:type="pct" w:w="22.5%"/>
+            <w:tcW w:type="dxa" w:w="2200"/>
           </w:tcPr>
           <w:p>
             <w:pPr>
@@ -3549,7 +3373,7 @@
         </w:tc>
         <w:tc>
           <w:tcPr>
-            <w:tcW w:type="pct" w:w="22.5%"/>
+            <w:tcW w:type="dxa" w:w="2200"/>
           </w:tcPr>
           <w:p>
             <w:pPr>
@@ -3571,7 +3395,7 @@
       <w:tr>
         <w:tc>
           <w:tcPr>
-            <w:tcW w:type="pct" w:w="55%"/>
+            <w:tcW w:type="dxa" w:w="5400"/>
           </w:tcPr>
           <w:p>
             <w:r>
@@ -3588,7 +3412,7 @@
         </w:tc>
         <w:tc>
           <w:tcPr>
-            <w:tcW w:type="pct" w:w="22.5%"/>
+            <w:tcW w:type="dxa" w:w="2200"/>
           </w:tcPr>
           <w:p>
             <w:pPr>
@@ -3608,7 +3432,7 @@
         </w:tc>
         <w:tc>
           <w:tcPr>
-            <w:tcW w:type="pct" w:w="22.5%"/>
+            <w:tcW w:type="dxa" w:w="2200"/>
           </w:tcPr>
           <w:p>
             <w:pPr>
@@ -3630,7 +3454,7 @@
       <w:tr>
         <w:tc>
           <w:tcPr>
-            <w:tcW w:type="pct" w:w="55%"/>
+            <w:tcW w:type="dxa" w:w="5400"/>
           </w:tcPr>
           <w:p>
             <w:r>
@@ -3647,7 +3471,7 @@
         </w:tc>
         <w:tc>
           <w:tcPr>
-            <w:tcW w:type="pct" w:w="22.5%"/>
+            <w:tcW w:type="dxa" w:w="2200"/>
           </w:tcPr>
           <w:p>
             <w:pPr>
@@ -3667,7 +3491,7 @@
         </w:tc>
         <w:tc>
           <w:tcPr>
-            <w:tcW w:type="pct" w:w="22.5%"/>
+            <w:tcW w:type="dxa" w:w="2200"/>
           </w:tcPr>
           <w:p>
             <w:pPr>
@@ -3689,7 +3513,7 @@
       <w:tr>
         <w:tc>
           <w:tcPr>
-            <w:tcW w:type="pct" w:w="55%"/>
+            <w:tcW w:type="dxa" w:w="5400"/>
           </w:tcPr>
           <w:p>
             <w:r>
@@ -3706,7 +3530,7 @@
         </w:tc>
         <w:tc>
           <w:tcPr>
-            <w:tcW w:type="pct" w:w="22.5%"/>
+            <w:tcW w:type="dxa" w:w="2200"/>
           </w:tcPr>
           <w:p>
             <w:pPr>
@@ -3726,7 +3550,7 @@
         </w:tc>
         <w:tc>
           <w:tcPr>
-            <w:tcW w:type="pct" w:w="22.5%"/>
+            <w:tcW w:type="dxa" w:w="2200"/>
           </w:tcPr>
           <w:p>
             <w:pPr>
@@ -3748,7 +3572,7 @@
       <w:tr>
         <w:tc>
           <w:tcPr>
-            <w:tcW w:type="pct" w:w="55%"/>
+            <w:tcW w:type="dxa" w:w="5400"/>
             <w:shd w:fill="F5F5F5"/>
           </w:tcPr>
           <w:p>
@@ -3766,7 +3590,7 @@
         </w:tc>
         <w:tc>
           <w:tcPr>
-            <w:tcW w:type="pct" w:w="22.5%"/>
+            <w:tcW w:type="dxa" w:w="2200"/>
             <w:shd w:fill="F5F5F5"/>
           </w:tcPr>
           <w:p>
@@ -3787,7 +3611,7 @@
         </w:tc>
         <w:tc>
           <w:tcPr>
-            <w:tcW w:type="pct" w:w="22.5%"/>
+            <w:tcW w:type="dxa" w:w="2200"/>
             <w:shd w:fill="F5F5F5"/>
           </w:tcPr>
           <w:p>
@@ -3810,7 +3634,7 @@
       <w:tr>
         <w:tc>
           <w:tcPr>
-            <w:tcW w:type="pct" w:w="55%"/>
+            <w:tcW w:type="dxa" w:w="5400"/>
             <w:shd w:fill="E6F3FF"/>
           </w:tcPr>
           <w:p>
@@ -3828,7 +3652,7 @@
         </w:tc>
         <w:tc>
           <w:tcPr>
-            <w:tcW w:type="pct" w:w="22.5%"/>
+            <w:tcW w:type="dxa" w:w="2200"/>
             <w:shd w:fill="E6F3FF"/>
           </w:tcPr>
           <w:p>
@@ -3849,7 +3673,7 @@
         </w:tc>
         <w:tc>
           <w:tcPr>
-            <w:tcW w:type="pct" w:w="22.5%"/>
+            <w:tcW w:type="dxa" w:w="2200"/>
             <w:shd w:fill="E6F3FF"/>
           </w:tcPr>
           <w:p>
@@ -3877,7 +3701,7 @@
     </w:p>
     <w:tbl>
       <w:tblPr>
-        <w:tblW w:type="pct" w:w="100%"/>
+        <w:tblW w:type="dxa" w:w="9800"/>
         <w:tblBorders>
           <w:top w:val="none" w:color="FFFFFF" w:sz="0"/>
           <w:left w:val="none" w:color="FFFFFF" w:sz="0"/>
@@ -3888,13 +3712,13 @@
         </w:tblBorders>
       </w:tblPr>
       <w:tblGrid>
-        <w:gridCol w:w="100"/>
-        <w:gridCol w:w="100"/>
+        <w:gridCol w:w="4900"/>
+        <w:gridCol w:w="4900"/>
       </w:tblGrid>
       <w:tr>
         <w:tc>
           <w:tcPr>
-            <w:tcW w:type="pct" w:w="50%"/>
+            <w:tcW w:type="dxa" w:w="4900"/>
             <w:tcBorders>
               <w:top w:val="none" w:color="FFFFFF" w:sz="0"/>
               <w:left w:val="none" w:color="FFFFFF" w:sz="0"/>
@@ -3933,7 +3757,7 @@
         </w:tc>
         <w:tc>
           <w:tcPr>
-            <w:tcW w:type="pct" w:w="50%"/>
+            <w:tcW w:type="dxa" w:w="4900"/>
             <w:tcBorders>
               <w:top w:val="none" w:color="FFFFFF" w:sz="0"/>
               <w:left w:val="none" w:color="FFFFFF" w:sz="0"/>
@@ -4029,7 +3853,7 @@
     </w:p>
     <w:tbl>
       <w:tblPr>
-        <w:tblW w:type="pct" w:w="100%"/>
+        <w:tblW w:type="dxa" w:w="9800"/>
         <w:tblBorders>
           <w:top w:val="none" w:color="FFFFFF" w:sz="0"/>
           <w:left w:val="none" w:color="FFFFFF" w:sz="0"/>
@@ -4040,13 +3864,13 @@
         </w:tblBorders>
       </w:tblPr>
       <w:tblGrid>
-        <w:gridCol w:w="100"/>
-        <w:gridCol w:w="100"/>
+        <w:gridCol w:w="4900"/>
+        <w:gridCol w:w="4900"/>
       </w:tblGrid>
       <w:tr>
         <w:tc>
           <w:tcPr>
-            <w:tcW w:type="pct" w:w="25%"/>
+            <w:tcW w:type="dxa" w:w="2800"/>
             <w:tcBorders>
               <w:top w:val="none" w:color="FFFFFF" w:sz="0"/>
               <w:left w:val="none" w:color="FFFFFF" w:sz="0"/>
@@ -4057,7 +3881,7 @@
           <w:p>
             <w:pPr>
               <w:tabs>
-                <w:tab w:val="left" w:pos="1700"/>
+                <w:tab w:val="right" w:pos="2700"/>
               </w:tabs>
             </w:pPr>
             <w:r>
@@ -4068,21 +3892,13 @@
                 <w:sz w:val="22"/>
                 <w:szCs w:val="22"/>
               </w:rPr>
-              <w:t xml:space="preserve">Nama</w:t>
-            </w:r>
-            <w:r>
-              <w:rPr>
-                <w:rFonts w:ascii="Times New Roman" w:cs="Times New Roman" w:eastAsia="Times New Roman" w:hAnsi="Times New Roman"/>
-                <w:sz w:val="22"/>
-                <w:szCs w:val="22"/>
-              </w:rPr>
-              <w:t xml:space="preserve">	:</w:t>
-            </w:r>
-          </w:p>
-        </w:tc>
-        <w:tc>
-          <w:tcPr>
-            <w:tcW w:type="pct" w:w="75%"/>
+              <w:t xml:space="preserve">Nama	:</w:t>
+            </w:r>
+          </w:p>
+        </w:tc>
+        <w:tc>
+          <w:tcPr>
+            <w:tcW w:type="dxa" w:w="6800"/>
             <w:tcBorders>
               <w:top w:val="none" w:color="FFFFFF" w:sz="0"/>
               <w:left w:val="none" w:color="FFFFFF" w:sz="0"/>
@@ -4107,7 +3923,7 @@
       <w:tr>
         <w:tc>
           <w:tcPr>
-            <w:tcW w:type="pct" w:w="25%"/>
+            <w:tcW w:type="dxa" w:w="2800"/>
             <w:tcBorders>
               <w:top w:val="none" w:color="FFFFFF" w:sz="0"/>
               <w:left w:val="none" w:color="FFFFFF" w:sz="0"/>
@@ -4118,7 +3934,7 @@
           <w:p>
             <w:pPr>
               <w:tabs>
-                <w:tab w:val="left" w:pos="1700"/>
+                <w:tab w:val="right" w:pos="2700"/>
               </w:tabs>
             </w:pPr>
             <w:r>
@@ -4129,21 +3945,13 @@
                 <w:sz w:val="22"/>
                 <w:szCs w:val="22"/>
               </w:rPr>
-              <w:t xml:space="preserve">NIK</w:t>
-            </w:r>
-            <w:r>
-              <w:rPr>
-                <w:rFonts w:ascii="Times New Roman" w:cs="Times New Roman" w:eastAsia="Times New Roman" w:hAnsi="Times New Roman"/>
-                <w:sz w:val="22"/>
-                <w:szCs w:val="22"/>
-              </w:rPr>
-              <w:t xml:space="preserve">	:</w:t>
-            </w:r>
-          </w:p>
-        </w:tc>
-        <w:tc>
-          <w:tcPr>
-            <w:tcW w:type="pct" w:w="75%"/>
+              <w:t xml:space="preserve">NIK	:</w:t>
+            </w:r>
+          </w:p>
+        </w:tc>
+        <w:tc>
+          <w:tcPr>
+            <w:tcW w:type="dxa" w:w="6800"/>
             <w:tcBorders>
               <w:top w:val="none" w:color="FFFFFF" w:sz="0"/>
               <w:left w:val="none" w:color="FFFFFF" w:sz="0"/>
@@ -4168,7 +3976,7 @@
       <w:tr>
         <w:tc>
           <w:tcPr>
-            <w:tcW w:type="pct" w:w="25%"/>
+            <w:tcW w:type="dxa" w:w="2800"/>
             <w:tcBorders>
               <w:top w:val="none" w:color="FFFFFF" w:sz="0"/>
               <w:left w:val="none" w:color="FFFFFF" w:sz="0"/>
@@ -4179,7 +3987,7 @@
           <w:p>
             <w:pPr>
               <w:tabs>
-                <w:tab w:val="left" w:pos="1700"/>
+                <w:tab w:val="right" w:pos="2700"/>
               </w:tabs>
             </w:pPr>
             <w:r>
@@ -4190,21 +3998,13 @@
                 <w:sz w:val="22"/>
                 <w:szCs w:val="22"/>
               </w:rPr>
-              <w:t xml:space="preserve">Jabatan</w:t>
-            </w:r>
-            <w:r>
-              <w:rPr>
-                <w:rFonts w:ascii="Times New Roman" w:cs="Times New Roman" w:eastAsia="Times New Roman" w:hAnsi="Times New Roman"/>
-                <w:sz w:val="22"/>
-                <w:szCs w:val="22"/>
-              </w:rPr>
-              <w:t xml:space="preserve">	:</w:t>
-            </w:r>
-          </w:p>
-        </w:tc>
-        <w:tc>
-          <w:tcPr>
-            <w:tcW w:type="pct" w:w="75%"/>
+              <w:t xml:space="preserve">Jabatan	:</w:t>
+            </w:r>
+          </w:p>
+        </w:tc>
+        <w:tc>
+          <w:tcPr>
+            <w:tcW w:type="dxa" w:w="6800"/>
             <w:tcBorders>
               <w:top w:val="none" w:color="FFFFFF" w:sz="0"/>
               <w:left w:val="none" w:color="FFFFFF" w:sz="0"/>
@@ -4234,7 +4034,7 @@
     </w:p>
     <w:tbl>
       <w:tblPr>
-        <w:tblW w:type="pct" w:w="100%"/>
+        <w:tblW w:type="dxa" w:w="9800"/>
         <w:tblBorders>
           <w:top w:val="single" w:color="000000" w:sz="2"/>
           <w:left w:val="single" w:color="000000" w:sz="2"/>
@@ -4252,7 +4052,7 @@
       <w:tr>
         <w:tc>
           <w:tcPr>
-            <w:tcW w:type="pct" w:w="55%"/>
+            <w:tcW w:type="dxa" w:w="5400"/>
             <w:shd w:fill="E8E8E8"/>
           </w:tcPr>
           <w:p>
@@ -4270,7 +4070,7 @@
         </w:tc>
         <w:tc>
           <w:tcPr>
-            <w:tcW w:type="pct" w:w="22.5%"/>
+            <w:tcW w:type="dxa" w:w="2200"/>
             <w:shd w:fill="E8E8E8"/>
           </w:tcPr>
           <w:p>
@@ -4291,7 +4091,7 @@
         </w:tc>
         <w:tc>
           <w:tcPr>
-            <w:tcW w:type="pct" w:w="22.5%"/>
+            <w:tcW w:type="dxa" w:w="2200"/>
             <w:shd w:fill="E8E8E8"/>
           </w:tcPr>
           <w:p>
@@ -4314,7 +4114,7 @@
       <w:tr>
         <w:tc>
           <w:tcPr>
-            <w:tcW w:type="pct" w:w="55%"/>
+            <w:tcW w:type="dxa" w:w="5400"/>
           </w:tcPr>
           <w:p>
             <w:r>
@@ -4331,7 +4131,7 @@
         </w:tc>
         <w:tc>
           <w:tcPr>
-            <w:tcW w:type="pct" w:w="22.5%"/>
+            <w:tcW w:type="dxa" w:w="2200"/>
           </w:tcPr>
           <w:p>
             <w:pPr>
@@ -4351,7 +4151,7 @@
         </w:tc>
         <w:tc>
           <w:tcPr>
-            <w:tcW w:type="pct" w:w="22.5%"/>
+            <w:tcW w:type="dxa" w:w="2200"/>
           </w:tcPr>
           <w:p>
             <w:pPr>
@@ -4373,7 +4173,7 @@
       <w:tr>
         <w:tc>
           <w:tcPr>
-            <w:tcW w:type="pct" w:w="55%"/>
+            <w:tcW w:type="dxa" w:w="5400"/>
           </w:tcPr>
           <w:p>
             <w:r>
@@ -4390,7 +4190,7 @@
         </w:tc>
         <w:tc>
           <w:tcPr>
-            <w:tcW w:type="pct" w:w="22.5%"/>
+            <w:tcW w:type="dxa" w:w="2200"/>
           </w:tcPr>
           <w:p>
             <w:pPr>
@@ -4410,7 +4210,7 @@
         </w:tc>
         <w:tc>
           <w:tcPr>
-            <w:tcW w:type="pct" w:w="22.5%"/>
+            <w:tcW w:type="dxa" w:w="2200"/>
           </w:tcPr>
           <w:p>
             <w:pPr>
@@ -4432,7 +4232,7 @@
       <w:tr>
         <w:tc>
           <w:tcPr>
-            <w:tcW w:type="pct" w:w="55%"/>
+            <w:tcW w:type="dxa" w:w="5400"/>
           </w:tcPr>
           <w:p>
             <w:r>
@@ -4449,7 +4249,7 @@
         </w:tc>
         <w:tc>
           <w:tcPr>
-            <w:tcW w:type="pct" w:w="22.5%"/>
+            <w:tcW w:type="dxa" w:w="2200"/>
           </w:tcPr>
           <w:p>
             <w:pPr>
@@ -4469,7 +4269,7 @@
         </w:tc>
         <w:tc>
           <w:tcPr>
-            <w:tcW w:type="pct" w:w="22.5%"/>
+            <w:tcW w:type="dxa" w:w="2200"/>
           </w:tcPr>
           <w:p>
             <w:pPr>
@@ -4491,7 +4291,7 @@
       <w:tr>
         <w:tc>
           <w:tcPr>
-            <w:tcW w:type="pct" w:w="55%"/>
+            <w:tcW w:type="dxa" w:w="5400"/>
           </w:tcPr>
           <w:p>
             <w:r>
@@ -4508,7 +4308,7 @@
         </w:tc>
         <w:tc>
           <w:tcPr>
-            <w:tcW w:type="pct" w:w="22.5%"/>
+            <w:tcW w:type="dxa" w:w="2200"/>
           </w:tcPr>
           <w:p>
             <w:pPr>
@@ -4528,7 +4328,7 @@
         </w:tc>
         <w:tc>
           <w:tcPr>
-            <w:tcW w:type="pct" w:w="22.5%"/>
+            <w:tcW w:type="dxa" w:w="2200"/>
           </w:tcPr>
           <w:p>
             <w:pPr>
@@ -4550,7 +4350,7 @@
       <w:tr>
         <w:tc>
           <w:tcPr>
-            <w:tcW w:type="pct" w:w="55%"/>
+            <w:tcW w:type="dxa" w:w="5400"/>
             <w:shd w:fill="F5F5F5"/>
           </w:tcPr>
           <w:p>
@@ -4568,7 +4368,7 @@
         </w:tc>
         <w:tc>
           <w:tcPr>
-            <w:tcW w:type="pct" w:w="22.5%"/>
+            <w:tcW w:type="dxa" w:w="2200"/>
             <w:shd w:fill="F5F5F5"/>
           </w:tcPr>
           <w:p>
@@ -4589,7 +4389,7 @@
         </w:tc>
         <w:tc>
           <w:tcPr>
-            <w:tcW w:type="pct" w:w="22.5%"/>
+            <w:tcW w:type="dxa" w:w="2200"/>
             <w:shd w:fill="F5F5F5"/>
           </w:tcPr>
           <w:p>
@@ -4612,7 +4412,7 @@
       <w:tr>
         <w:tc>
           <w:tcPr>
-            <w:tcW w:type="pct" w:w="55%"/>
+            <w:tcW w:type="dxa" w:w="5400"/>
             <w:shd w:fill="E6F3FF"/>
           </w:tcPr>
           <w:p>
@@ -4630,7 +4430,7 @@
         </w:tc>
         <w:tc>
           <w:tcPr>
-            <w:tcW w:type="pct" w:w="22.5%"/>
+            <w:tcW w:type="dxa" w:w="2200"/>
             <w:shd w:fill="E6F3FF"/>
           </w:tcPr>
           <w:p>
@@ -4651,7 +4451,7 @@
         </w:tc>
         <w:tc>
           <w:tcPr>
-            <w:tcW w:type="pct" w:w="22.5%"/>
+            <w:tcW w:type="dxa" w:w="2200"/>
             <w:shd w:fill="E6F3FF"/>
           </w:tcPr>
           <w:p>
@@ -4679,7 +4479,7 @@
     </w:p>
     <w:tbl>
       <w:tblPr>
-        <w:tblW w:type="pct" w:w="100%"/>
+        <w:tblW w:type="dxa" w:w="9800"/>
         <w:tblBorders>
           <w:top w:val="none" w:color="FFFFFF" w:sz="0"/>
           <w:left w:val="none" w:color="FFFFFF" w:sz="0"/>
@@ -4690,13 +4490,13 @@
         </w:tblBorders>
       </w:tblPr>
       <w:tblGrid>
-        <w:gridCol w:w="100"/>
-        <w:gridCol w:w="100"/>
+        <w:gridCol w:w="4900"/>
+        <w:gridCol w:w="4900"/>
       </w:tblGrid>
       <w:tr>
         <w:tc>
           <w:tcPr>
-            <w:tcW w:type="pct" w:w="50%"/>
+            <w:tcW w:type="dxa" w:w="4900"/>
             <w:tcBorders>
               <w:top w:val="none" w:color="FFFFFF" w:sz="0"/>
               <w:left w:val="none" w:color="FFFFFF" w:sz="0"/>
@@ -4735,7 +4535,7 @@
         </w:tc>
         <w:tc>
           <w:tcPr>
-            <w:tcW w:type="pct" w:w="50%"/>
+            <w:tcW w:type="dxa" w:w="4900"/>
             <w:tcBorders>
               <w:top w:val="none" w:color="FFFFFF" w:sz="0"/>
               <w:left w:val="none" w:color="FFFFFF" w:sz="0"/>
@@ -4831,7 +4631,7 @@
     </w:p>
     <w:tbl>
       <w:tblPr>
-        <w:tblW w:type="pct" w:w="100%"/>
+        <w:tblW w:type="dxa" w:w="9800"/>
         <w:tblBorders>
           <w:top w:val="none" w:color="FFFFFF" w:sz="0"/>
           <w:left w:val="none" w:color="FFFFFF" w:sz="0"/>
@@ -4842,13 +4642,13 @@
         </w:tblBorders>
       </w:tblPr>
       <w:tblGrid>
-        <w:gridCol w:w="100"/>
-        <w:gridCol w:w="100"/>
+        <w:gridCol w:w="4900"/>
+        <w:gridCol w:w="4900"/>
       </w:tblGrid>
       <w:tr>
         <w:tc>
           <w:tcPr>
-            <w:tcW w:type="pct" w:w="25%"/>
+            <w:tcW w:type="dxa" w:w="2800"/>
             <w:tcBorders>
               <w:top w:val="none" w:color="FFFFFF" w:sz="0"/>
               <w:left w:val="none" w:color="FFFFFF" w:sz="0"/>
@@ -4859,7 +4659,7 @@
           <w:p>
             <w:pPr>
               <w:tabs>
-                <w:tab w:val="left" w:pos="1700"/>
+                <w:tab w:val="right" w:pos="2700"/>
               </w:tabs>
             </w:pPr>
             <w:r>
@@ -4870,21 +4670,13 @@
                 <w:sz w:val="22"/>
                 <w:szCs w:val="22"/>
               </w:rPr>
-              <w:t xml:space="preserve">Nama</w:t>
-            </w:r>
-            <w:r>
-              <w:rPr>
-                <w:rFonts w:ascii="Times New Roman" w:cs="Times New Roman" w:eastAsia="Times New Roman" w:hAnsi="Times New Roman"/>
-                <w:sz w:val="22"/>
-                <w:szCs w:val="22"/>
-              </w:rPr>
-              <w:t xml:space="preserve">	:</w:t>
-            </w:r>
-          </w:p>
-        </w:tc>
-        <w:tc>
-          <w:tcPr>
-            <w:tcW w:type="pct" w:w="75%"/>
+              <w:t xml:space="preserve">Nama	:</w:t>
+            </w:r>
+          </w:p>
+        </w:tc>
+        <w:tc>
+          <w:tcPr>
+            <w:tcW w:type="dxa" w:w="6800"/>
             <w:tcBorders>
               <w:top w:val="none" w:color="FFFFFF" w:sz="0"/>
               <w:left w:val="none" w:color="FFFFFF" w:sz="0"/>
@@ -4909,7 +4701,7 @@
       <w:tr>
         <w:tc>
           <w:tcPr>
-            <w:tcW w:type="pct" w:w="25%"/>
+            <w:tcW w:type="dxa" w:w="2800"/>
             <w:tcBorders>
               <w:top w:val="none" w:color="FFFFFF" w:sz="0"/>
               <w:left w:val="none" w:color="FFFFFF" w:sz="0"/>
@@ -4920,7 +4712,7 @@
           <w:p>
             <w:pPr>
               <w:tabs>
-                <w:tab w:val="left" w:pos="1700"/>
+                <w:tab w:val="right" w:pos="2700"/>
               </w:tabs>
             </w:pPr>
             <w:r>
@@ -4931,21 +4723,13 @@
                 <w:sz w:val="22"/>
                 <w:szCs w:val="22"/>
               </w:rPr>
-              <w:t xml:space="preserve">NIK</w:t>
-            </w:r>
-            <w:r>
-              <w:rPr>
-                <w:rFonts w:ascii="Times New Roman" w:cs="Times New Roman" w:eastAsia="Times New Roman" w:hAnsi="Times New Roman"/>
-                <w:sz w:val="22"/>
-                <w:szCs w:val="22"/>
-              </w:rPr>
-              <w:t xml:space="preserve">	:</w:t>
-            </w:r>
-          </w:p>
-        </w:tc>
-        <w:tc>
-          <w:tcPr>
-            <w:tcW w:type="pct" w:w="75%"/>
+              <w:t xml:space="preserve">NIK	:</w:t>
+            </w:r>
+          </w:p>
+        </w:tc>
+        <w:tc>
+          <w:tcPr>
+            <w:tcW w:type="dxa" w:w="6800"/>
             <w:tcBorders>
               <w:top w:val="none" w:color="FFFFFF" w:sz="0"/>
               <w:left w:val="none" w:color="FFFFFF" w:sz="0"/>
@@ -4970,7 +4754,7 @@
       <w:tr>
         <w:tc>
           <w:tcPr>
-            <w:tcW w:type="pct" w:w="25%"/>
+            <w:tcW w:type="dxa" w:w="2800"/>
             <w:tcBorders>
               <w:top w:val="none" w:color="FFFFFF" w:sz="0"/>
               <w:left w:val="none" w:color="FFFFFF" w:sz="0"/>
@@ -4981,7 +4765,7 @@
           <w:p>
             <w:pPr>
               <w:tabs>
-                <w:tab w:val="left" w:pos="1700"/>
+                <w:tab w:val="right" w:pos="2700"/>
               </w:tabs>
             </w:pPr>
             <w:r>
@@ -4992,21 +4776,13 @@
                 <w:sz w:val="22"/>
                 <w:szCs w:val="22"/>
               </w:rPr>
-              <w:t xml:space="preserve">Jabatan</w:t>
-            </w:r>
-            <w:r>
-              <w:rPr>
-                <w:rFonts w:ascii="Times New Roman" w:cs="Times New Roman" w:eastAsia="Times New Roman" w:hAnsi="Times New Roman"/>
-                <w:sz w:val="22"/>
-                <w:szCs w:val="22"/>
-              </w:rPr>
-              <w:t xml:space="preserve">	:</w:t>
-            </w:r>
-          </w:p>
-        </w:tc>
-        <w:tc>
-          <w:tcPr>
-            <w:tcW w:type="pct" w:w="75%"/>
+              <w:t xml:space="preserve">Jabatan	:</w:t>
+            </w:r>
+          </w:p>
+        </w:tc>
+        <w:tc>
+          <w:tcPr>
+            <w:tcW w:type="dxa" w:w="6800"/>
             <w:tcBorders>
               <w:top w:val="none" w:color="FFFFFF" w:sz="0"/>
               <w:left w:val="none" w:color="FFFFFF" w:sz="0"/>
@@ -5036,7 +4812,7 @@
     </w:p>
     <w:tbl>
       <w:tblPr>
-        <w:tblW w:type="pct" w:w="100%"/>
+        <w:tblW w:type="dxa" w:w="9800"/>
         <w:tblBorders>
           <w:top w:val="single" w:color="000000" w:sz="2"/>
           <w:left w:val="single" w:color="000000" w:sz="2"/>
@@ -5054,7 +4830,7 @@
       <w:tr>
         <w:tc>
           <w:tcPr>
-            <w:tcW w:type="pct" w:w="55%"/>
+            <w:tcW w:type="dxa" w:w="5400"/>
             <w:shd w:fill="E8E8E8"/>
           </w:tcPr>
           <w:p>
@@ -5072,7 +4848,7 @@
         </w:tc>
         <w:tc>
           <w:tcPr>
-            <w:tcW w:type="pct" w:w="22.5%"/>
+            <w:tcW w:type="dxa" w:w="2200"/>
             <w:shd w:fill="E8E8E8"/>
           </w:tcPr>
           <w:p>
@@ -5093,7 +4869,7 @@
         </w:tc>
         <w:tc>
           <w:tcPr>
-            <w:tcW w:type="pct" w:w="22.5%"/>
+            <w:tcW w:type="dxa" w:w="2200"/>
             <w:shd w:fill="E8E8E8"/>
           </w:tcPr>
           <w:p>
@@ -5116,7 +4892,7 @@
       <w:tr>
         <w:tc>
           <w:tcPr>
-            <w:tcW w:type="pct" w:w="55%"/>
+            <w:tcW w:type="dxa" w:w="5400"/>
           </w:tcPr>
           <w:p>
             <w:r>
@@ -5133,7 +4909,7 @@
         </w:tc>
         <w:tc>
           <w:tcPr>
-            <w:tcW w:type="pct" w:w="22.5%"/>
+            <w:tcW w:type="dxa" w:w="2200"/>
           </w:tcPr>
           <w:p>
             <w:pPr>
@@ -5153,7 +4929,7 @@
         </w:tc>
         <w:tc>
           <w:tcPr>
-            <w:tcW w:type="pct" w:w="22.5%"/>
+            <w:tcW w:type="dxa" w:w="2200"/>
           </w:tcPr>
           <w:p>
             <w:pPr>
@@ -5175,7 +4951,7 @@
       <w:tr>
         <w:tc>
           <w:tcPr>
-            <w:tcW w:type="pct" w:w="55%"/>
+            <w:tcW w:type="dxa" w:w="5400"/>
           </w:tcPr>
           <w:p>
             <w:r>
@@ -5192,7 +4968,7 @@
         </w:tc>
         <w:tc>
           <w:tcPr>
-            <w:tcW w:type="pct" w:w="22.5%"/>
+            <w:tcW w:type="dxa" w:w="2200"/>
           </w:tcPr>
           <w:p>
             <w:pPr>
@@ -5212,7 +4988,7 @@
         </w:tc>
         <w:tc>
           <w:tcPr>
-            <w:tcW w:type="pct" w:w="22.5%"/>
+            <w:tcW w:type="dxa" w:w="2200"/>
           </w:tcPr>
           <w:p>
             <w:pPr>
@@ -5234,7 +5010,7 @@
       <w:tr>
         <w:tc>
           <w:tcPr>
-            <w:tcW w:type="pct" w:w="55%"/>
+            <w:tcW w:type="dxa" w:w="5400"/>
           </w:tcPr>
           <w:p>
             <w:r>
@@ -5251,7 +5027,7 @@
         </w:tc>
         <w:tc>
           <w:tcPr>
-            <w:tcW w:type="pct" w:w="22.5%"/>
+            <w:tcW w:type="dxa" w:w="2200"/>
           </w:tcPr>
           <w:p>
             <w:pPr>
@@ -5271,7 +5047,7 @@
         </w:tc>
         <w:tc>
           <w:tcPr>
-            <w:tcW w:type="pct" w:w="22.5%"/>
+            <w:tcW w:type="dxa" w:w="2200"/>
           </w:tcPr>
           <w:p>
             <w:pPr>
@@ -5293,7 +5069,7 @@
       <w:tr>
         <w:tc>
           <w:tcPr>
-            <w:tcW w:type="pct" w:w="55%"/>
+            <w:tcW w:type="dxa" w:w="5400"/>
           </w:tcPr>
           <w:p>
             <w:r>
@@ -5310,7 +5086,7 @@
         </w:tc>
         <w:tc>
           <w:tcPr>
-            <w:tcW w:type="pct" w:w="22.5%"/>
+            <w:tcW w:type="dxa" w:w="2200"/>
           </w:tcPr>
           <w:p>
             <w:pPr>
@@ -5330,7 +5106,7 @@
         </w:tc>
         <w:tc>
           <w:tcPr>
-            <w:tcW w:type="pct" w:w="22.5%"/>
+            <w:tcW w:type="dxa" w:w="2200"/>
           </w:tcPr>
           <w:p>
             <w:pPr>
@@ -5352,7 +5128,7 @@
       <w:tr>
         <w:tc>
           <w:tcPr>
-            <w:tcW w:type="pct" w:w="55%"/>
+            <w:tcW w:type="dxa" w:w="5400"/>
             <w:shd w:fill="F5F5F5"/>
           </w:tcPr>
           <w:p>
@@ -5370,7 +5146,7 @@
         </w:tc>
         <w:tc>
           <w:tcPr>
-            <w:tcW w:type="pct" w:w="22.5%"/>
+            <w:tcW w:type="dxa" w:w="2200"/>
             <w:shd w:fill="F5F5F5"/>
           </w:tcPr>
           <w:p>
@@ -5391,7 +5167,7 @@
         </w:tc>
         <w:tc>
           <w:tcPr>
-            <w:tcW w:type="pct" w:w="22.5%"/>
+            <w:tcW w:type="dxa" w:w="2200"/>
             <w:shd w:fill="F5F5F5"/>
           </w:tcPr>
           <w:p>
@@ -5414,7 +5190,7 @@
       <w:tr>
         <w:tc>
           <w:tcPr>
-            <w:tcW w:type="pct" w:w="55%"/>
+            <w:tcW w:type="dxa" w:w="5400"/>
             <w:shd w:fill="E6F3FF"/>
           </w:tcPr>
           <w:p>
@@ -5432,7 +5208,7 @@
         </w:tc>
         <w:tc>
           <w:tcPr>
-            <w:tcW w:type="pct" w:w="22.5%"/>
+            <w:tcW w:type="dxa" w:w="2200"/>
             <w:shd w:fill="E6F3FF"/>
           </w:tcPr>
           <w:p>
@@ -5453,7 +5229,7 @@
         </w:tc>
         <w:tc>
           <w:tcPr>
-            <w:tcW w:type="pct" w:w="22.5%"/>
+            <w:tcW w:type="dxa" w:w="2200"/>
             <w:shd w:fill="E6F3FF"/>
           </w:tcPr>
           <w:p>
@@ -5481,7 +5257,7 @@
     </w:p>
     <w:tbl>
       <w:tblPr>
-        <w:tblW w:type="pct" w:w="100%"/>
+        <w:tblW w:type="dxa" w:w="9800"/>
         <w:tblBorders>
           <w:top w:val="none" w:color="FFFFFF" w:sz="0"/>
           <w:left w:val="none" w:color="FFFFFF" w:sz="0"/>
@@ -5492,13 +5268,13 @@
         </w:tblBorders>
       </w:tblPr>
       <w:tblGrid>
-        <w:gridCol w:w="100"/>
-        <w:gridCol w:w="100"/>
+        <w:gridCol w:w="4900"/>
+        <w:gridCol w:w="4900"/>
       </w:tblGrid>
       <w:tr>
         <w:tc>
           <w:tcPr>
-            <w:tcW w:type="pct" w:w="50%"/>
+            <w:tcW w:type="dxa" w:w="4900"/>
             <w:tcBorders>
               <w:top w:val="none" w:color="FFFFFF" w:sz="0"/>
               <w:left w:val="none" w:color="FFFFFF" w:sz="0"/>
@@ -5537,7 +5313,7 @@
         </w:tc>
         <w:tc>
           <w:tcPr>
-            <w:tcW w:type="pct" w:w="50%"/>
+            <w:tcW w:type="dxa" w:w="4900"/>
             <w:tcBorders>
               <w:top w:val="none" w:color="FFFFFF" w:sz="0"/>
               <w:left w:val="none" w:color="FFFFFF" w:sz="0"/>
@@ -5633,7 +5409,7 @@
     </w:p>
     <w:tbl>
       <w:tblPr>
-        <w:tblW w:type="pct" w:w="100%"/>
+        <w:tblW w:type="dxa" w:w="9800"/>
         <w:tblBorders>
           <w:top w:val="none" w:color="FFFFFF" w:sz="0"/>
           <w:left w:val="none" w:color="FFFFFF" w:sz="0"/>
@@ -5644,13 +5420,13 @@
         </w:tblBorders>
       </w:tblPr>
       <w:tblGrid>
-        <w:gridCol w:w="100"/>
-        <w:gridCol w:w="100"/>
+        <w:gridCol w:w="4900"/>
+        <w:gridCol w:w="4900"/>
       </w:tblGrid>
       <w:tr>
         <w:tc>
           <w:tcPr>
-            <w:tcW w:type="pct" w:w="25%"/>
+            <w:tcW w:type="dxa" w:w="2800"/>
             <w:tcBorders>
               <w:top w:val="none" w:color="FFFFFF" w:sz="0"/>
               <w:left w:val="none" w:color="FFFFFF" w:sz="0"/>
@@ -5661,7 +5437,7 @@
           <w:p>
             <w:pPr>
               <w:tabs>
-                <w:tab w:val="left" w:pos="1700"/>
+                <w:tab w:val="right" w:pos="2700"/>
               </w:tabs>
             </w:pPr>
             <w:r>
@@ -5672,21 +5448,13 @@
                 <w:sz w:val="22"/>
                 <w:szCs w:val="22"/>
               </w:rPr>
-              <w:t xml:space="preserve">Nama</w:t>
-            </w:r>
-            <w:r>
-              <w:rPr>
-                <w:rFonts w:ascii="Times New Roman" w:cs="Times New Roman" w:eastAsia="Times New Roman" w:hAnsi="Times New Roman"/>
-                <w:sz w:val="22"/>
-                <w:szCs w:val="22"/>
-              </w:rPr>
-              <w:t xml:space="preserve">	:</w:t>
-            </w:r>
-          </w:p>
-        </w:tc>
-        <w:tc>
-          <w:tcPr>
-            <w:tcW w:type="pct" w:w="75%"/>
+              <w:t xml:space="preserve">Nama	:</w:t>
+            </w:r>
+          </w:p>
+        </w:tc>
+        <w:tc>
+          <w:tcPr>
+            <w:tcW w:type="dxa" w:w="6800"/>
             <w:tcBorders>
               <w:top w:val="none" w:color="FFFFFF" w:sz="0"/>
               <w:left w:val="none" w:color="FFFFFF" w:sz="0"/>
@@ -5711,7 +5479,7 @@
       <w:tr>
         <w:tc>
           <w:tcPr>
-            <w:tcW w:type="pct" w:w="25%"/>
+            <w:tcW w:type="dxa" w:w="2800"/>
             <w:tcBorders>
               <w:top w:val="none" w:color="FFFFFF" w:sz="0"/>
               <w:left w:val="none" w:color="FFFFFF" w:sz="0"/>
@@ -5722,7 +5490,7 @@
           <w:p>
             <w:pPr>
               <w:tabs>
-                <w:tab w:val="left" w:pos="1700"/>
+                <w:tab w:val="right" w:pos="2700"/>
               </w:tabs>
             </w:pPr>
             <w:r>
@@ -5733,21 +5501,13 @@
                 <w:sz w:val="22"/>
                 <w:szCs w:val="22"/>
               </w:rPr>
-              <w:t xml:space="preserve">NIK</w:t>
-            </w:r>
-            <w:r>
-              <w:rPr>
-                <w:rFonts w:ascii="Times New Roman" w:cs="Times New Roman" w:eastAsia="Times New Roman" w:hAnsi="Times New Roman"/>
-                <w:sz w:val="22"/>
-                <w:szCs w:val="22"/>
-              </w:rPr>
-              <w:t xml:space="preserve">	:</w:t>
-            </w:r>
-          </w:p>
-        </w:tc>
-        <w:tc>
-          <w:tcPr>
-            <w:tcW w:type="pct" w:w="75%"/>
+              <w:t xml:space="preserve">NIK	:</w:t>
+            </w:r>
+          </w:p>
+        </w:tc>
+        <w:tc>
+          <w:tcPr>
+            <w:tcW w:type="dxa" w:w="6800"/>
             <w:tcBorders>
               <w:top w:val="none" w:color="FFFFFF" w:sz="0"/>
               <w:left w:val="none" w:color="FFFFFF" w:sz="0"/>
@@ -5772,7 +5532,7 @@
       <w:tr>
         <w:tc>
           <w:tcPr>
-            <w:tcW w:type="pct" w:w="25%"/>
+            <w:tcW w:type="dxa" w:w="2800"/>
             <w:tcBorders>
               <w:top w:val="none" w:color="FFFFFF" w:sz="0"/>
               <w:left w:val="none" w:color="FFFFFF" w:sz="0"/>
@@ -5783,7 +5543,7 @@
           <w:p>
             <w:pPr>
               <w:tabs>
-                <w:tab w:val="left" w:pos="1700"/>
+                <w:tab w:val="right" w:pos="2700"/>
               </w:tabs>
             </w:pPr>
             <w:r>
@@ -5794,21 +5554,13 @@
                 <w:sz w:val="22"/>
                 <w:szCs w:val="22"/>
               </w:rPr>
-              <w:t xml:space="preserve">Jabatan</w:t>
-            </w:r>
-            <w:r>
-              <w:rPr>
-                <w:rFonts w:ascii="Times New Roman" w:cs="Times New Roman" w:eastAsia="Times New Roman" w:hAnsi="Times New Roman"/>
-                <w:sz w:val="22"/>
-                <w:szCs w:val="22"/>
-              </w:rPr>
-              <w:t xml:space="preserve">	:</w:t>
-            </w:r>
-          </w:p>
-        </w:tc>
-        <w:tc>
-          <w:tcPr>
-            <w:tcW w:type="pct" w:w="75%"/>
+              <w:t xml:space="preserve">Jabatan	:</w:t>
+            </w:r>
+          </w:p>
+        </w:tc>
+        <w:tc>
+          <w:tcPr>
+            <w:tcW w:type="dxa" w:w="6800"/>
             <w:tcBorders>
               <w:top w:val="none" w:color="FFFFFF" w:sz="0"/>
               <w:left w:val="none" w:color="FFFFFF" w:sz="0"/>
@@ -5838,7 +5590,7 @@
     </w:p>
     <w:tbl>
       <w:tblPr>
-        <w:tblW w:type="pct" w:w="100%"/>
+        <w:tblW w:type="dxa" w:w="9800"/>
         <w:tblBorders>
           <w:top w:val="single" w:color="000000" w:sz="2"/>
           <w:left w:val="single" w:color="000000" w:sz="2"/>
@@ -5856,7 +5608,7 @@
       <w:tr>
         <w:tc>
           <w:tcPr>
-            <w:tcW w:type="pct" w:w="55%"/>
+            <w:tcW w:type="dxa" w:w="5400"/>
             <w:shd w:fill="E8E8E8"/>
           </w:tcPr>
           <w:p>
@@ -5874,7 +5626,7 @@
         </w:tc>
         <w:tc>
           <w:tcPr>
-            <w:tcW w:type="pct" w:w="22.5%"/>
+            <w:tcW w:type="dxa" w:w="2200"/>
             <w:shd w:fill="E8E8E8"/>
           </w:tcPr>
           <w:p>
@@ -5895,7 +5647,7 @@
         </w:tc>
         <w:tc>
           <w:tcPr>
-            <w:tcW w:type="pct" w:w="22.5%"/>
+            <w:tcW w:type="dxa" w:w="2200"/>
             <w:shd w:fill="E8E8E8"/>
           </w:tcPr>
           <w:p>
@@ -5918,7 +5670,7 @@
       <w:tr>
         <w:tc>
           <w:tcPr>
-            <w:tcW w:type="pct" w:w="55%"/>
+            <w:tcW w:type="dxa" w:w="5400"/>
           </w:tcPr>
           <w:p>
             <w:r>
@@ -5935,7 +5687,7 @@
         </w:tc>
         <w:tc>
           <w:tcPr>
-            <w:tcW w:type="pct" w:w="22.5%"/>
+            <w:tcW w:type="dxa" w:w="2200"/>
           </w:tcPr>
           <w:p>
             <w:pPr>
@@ -5955,7 +5707,7 @@
         </w:tc>
         <w:tc>
           <w:tcPr>
-            <w:tcW w:type="pct" w:w="22.5%"/>
+            <w:tcW w:type="dxa" w:w="2200"/>
           </w:tcPr>
           <w:p>
             <w:pPr>
@@ -5977,7 +5729,7 @@
       <w:tr>
         <w:tc>
           <w:tcPr>
-            <w:tcW w:type="pct" w:w="55%"/>
+            <w:tcW w:type="dxa" w:w="5400"/>
           </w:tcPr>
           <w:p>
             <w:r>
@@ -5994,7 +5746,7 @@
         </w:tc>
         <w:tc>
           <w:tcPr>
-            <w:tcW w:type="pct" w:w="22.5%"/>
+            <w:tcW w:type="dxa" w:w="2200"/>
           </w:tcPr>
           <w:p>
             <w:pPr>
@@ -6014,7 +5766,7 @@
         </w:tc>
         <w:tc>
           <w:tcPr>
-            <w:tcW w:type="pct" w:w="22.5%"/>
+            <w:tcW w:type="dxa" w:w="2200"/>
           </w:tcPr>
           <w:p>
             <w:pPr>
@@ -6036,7 +5788,7 @@
       <w:tr>
         <w:tc>
           <w:tcPr>
-            <w:tcW w:type="pct" w:w="55%"/>
+            <w:tcW w:type="dxa" w:w="5400"/>
           </w:tcPr>
           <w:p>
             <w:r>
@@ -6053,7 +5805,7 @@
         </w:tc>
         <w:tc>
           <w:tcPr>
-            <w:tcW w:type="pct" w:w="22.5%"/>
+            <w:tcW w:type="dxa" w:w="2200"/>
           </w:tcPr>
           <w:p>
             <w:pPr>
@@ -6073,7 +5825,7 @@
         </w:tc>
         <w:tc>
           <w:tcPr>
-            <w:tcW w:type="pct" w:w="22.5%"/>
+            <w:tcW w:type="dxa" w:w="2200"/>
           </w:tcPr>
           <w:p>
             <w:pPr>
@@ -6095,7 +5847,7 @@
       <w:tr>
         <w:tc>
           <w:tcPr>
-            <w:tcW w:type="pct" w:w="55%"/>
+            <w:tcW w:type="dxa" w:w="5400"/>
           </w:tcPr>
           <w:p>
             <w:r>
@@ -6112,7 +5864,7 @@
         </w:tc>
         <w:tc>
           <w:tcPr>
-            <w:tcW w:type="pct" w:w="22.5%"/>
+            <w:tcW w:type="dxa" w:w="2200"/>
           </w:tcPr>
           <w:p>
             <w:pPr>
@@ -6132,7 +5884,7 @@
         </w:tc>
         <w:tc>
           <w:tcPr>
-            <w:tcW w:type="pct" w:w="22.5%"/>
+            <w:tcW w:type="dxa" w:w="2200"/>
           </w:tcPr>
           <w:p>
             <w:pPr>
@@ -6154,7 +5906,7 @@
       <w:tr>
         <w:tc>
           <w:tcPr>
-            <w:tcW w:type="pct" w:w="55%"/>
+            <w:tcW w:type="dxa" w:w="5400"/>
             <w:shd w:fill="F5F5F5"/>
           </w:tcPr>
           <w:p>
@@ -6172,7 +5924,7 @@
         </w:tc>
         <w:tc>
           <w:tcPr>
-            <w:tcW w:type="pct" w:w="22.5%"/>
+            <w:tcW w:type="dxa" w:w="2200"/>
             <w:shd w:fill="F5F5F5"/>
           </w:tcPr>
           <w:p>
@@ -6193,7 +5945,7 @@
         </w:tc>
         <w:tc>
           <w:tcPr>
-            <w:tcW w:type="pct" w:w="22.5%"/>
+            <w:tcW w:type="dxa" w:w="2200"/>
             <w:shd w:fill="F5F5F5"/>
           </w:tcPr>
           <w:p>
@@ -6216,7 +5968,7 @@
       <w:tr>
         <w:tc>
           <w:tcPr>
-            <w:tcW w:type="pct" w:w="55%"/>
+            <w:tcW w:type="dxa" w:w="5400"/>
             <w:shd w:fill="E6F3FF"/>
           </w:tcPr>
           <w:p>
@@ -6234,7 +5986,7 @@
         </w:tc>
         <w:tc>
           <w:tcPr>
-            <w:tcW w:type="pct" w:w="22.5%"/>
+            <w:tcW w:type="dxa" w:w="2200"/>
             <w:shd w:fill="E6F3FF"/>
           </w:tcPr>
           <w:p>
@@ -6255,7 +6007,7 @@
         </w:tc>
         <w:tc>
           <w:tcPr>
-            <w:tcW w:type="pct" w:w="22.5%"/>
+            <w:tcW w:type="dxa" w:w="2200"/>
             <w:shd w:fill="E6F3FF"/>
           </w:tcPr>
           <w:p>
@@ -6283,7 +6035,7 @@
     </w:p>
     <w:tbl>
       <w:tblPr>
-        <w:tblW w:type="pct" w:w="100%"/>
+        <w:tblW w:type="dxa" w:w="9800"/>
         <w:tblBorders>
           <w:top w:val="none" w:color="FFFFFF" w:sz="0"/>
           <w:left w:val="none" w:color="FFFFFF" w:sz="0"/>
@@ -6294,13 +6046,13 @@
         </w:tblBorders>
       </w:tblPr>
       <w:tblGrid>
-        <w:gridCol w:w="100"/>
-        <w:gridCol w:w="100"/>
+        <w:gridCol w:w="4900"/>
+        <w:gridCol w:w="4900"/>
       </w:tblGrid>
       <w:tr>
         <w:tc>
           <w:tcPr>
-            <w:tcW w:type="pct" w:w="50%"/>
+            <w:tcW w:type="dxa" w:w="4900"/>
             <w:tcBorders>
               <w:top w:val="none" w:color="FFFFFF" w:sz="0"/>
               <w:left w:val="none" w:color="FFFFFF" w:sz="0"/>
@@ -6339,7 +6091,7 @@
         </w:tc>
         <w:tc>
           <w:tcPr>
-            <w:tcW w:type="pct" w:w="50%"/>
+            <w:tcW w:type="dxa" w:w="4900"/>
             <w:tcBorders>
               <w:top w:val="none" w:color="FFFFFF" w:sz="0"/>
               <w:left w:val="none" w:color="FFFFFF" w:sz="0"/>

--- a/public/templates/combined/template-12.docx
+++ b/public/templates/combined/template-12.docx
@@ -736,7 +736,7 @@
           <w:sz w:val="22"/>
           <w:szCs w:val="22"/>
         </w:rPr>
-        <w:t xml:space="preserve">Periode: {periode}</w:t>
+        <w:t xml:space="preserve">Periode: [bulan periode]</w:t>
       </w:r>
     </w:p>
     <w:tbl>
@@ -933,9 +933,9 @@
         </w:tblBorders>
       </w:tblPr>
       <w:tblGrid>
-        <w:gridCol w:w="100"/>
-        <w:gridCol w:w="100"/>
-        <w:gridCol w:w="100"/>
+        <w:gridCol w:w="5400"/>
+        <w:gridCol w:w="2200"/>
+        <w:gridCol w:w="2200"/>
       </w:tblGrid>
       <w:tr>
         <w:tc>
@@ -1514,7 +1514,7 @@
           <w:sz w:val="22"/>
           <w:szCs w:val="22"/>
         </w:rPr>
-        <w:t xml:space="preserve">Periode: {periode}</w:t>
+        <w:t xml:space="preserve">Periode: [bulan periode]</w:t>
       </w:r>
     </w:p>
     <w:tbl>
@@ -1711,9 +1711,9 @@
         </w:tblBorders>
       </w:tblPr>
       <w:tblGrid>
-        <w:gridCol w:w="100"/>
-        <w:gridCol w:w="100"/>
-        <w:gridCol w:w="100"/>
+        <w:gridCol w:w="5400"/>
+        <w:gridCol w:w="2200"/>
+        <w:gridCol w:w="2200"/>
       </w:tblGrid>
       <w:tr>
         <w:tc>
@@ -2292,7 +2292,7 @@
           <w:sz w:val="22"/>
           <w:szCs w:val="22"/>
         </w:rPr>
-        <w:t xml:space="preserve">Periode: {periode}</w:t>
+        <w:t xml:space="preserve">Periode: [bulan periode]</w:t>
       </w:r>
     </w:p>
     <w:tbl>
@@ -2489,9 +2489,9 @@
         </w:tblBorders>
       </w:tblPr>
       <w:tblGrid>
-        <w:gridCol w:w="100"/>
-        <w:gridCol w:w="100"/>
-        <w:gridCol w:w="100"/>
+        <w:gridCol w:w="5400"/>
+        <w:gridCol w:w="2200"/>
+        <w:gridCol w:w="2200"/>
       </w:tblGrid>
       <w:tr>
         <w:tc>
@@ -3070,7 +3070,7 @@
           <w:sz w:val="22"/>
           <w:szCs w:val="22"/>
         </w:rPr>
-        <w:t xml:space="preserve">Periode: {periode}</w:t>
+        <w:t xml:space="preserve">Periode: [bulan periode]</w:t>
       </w:r>
     </w:p>
     <w:tbl>
@@ -3267,9 +3267,9 @@
         </w:tblBorders>
       </w:tblPr>
       <w:tblGrid>
-        <w:gridCol w:w="100"/>
-        <w:gridCol w:w="100"/>
-        <w:gridCol w:w="100"/>
+        <w:gridCol w:w="5400"/>
+        <w:gridCol w:w="2200"/>
+        <w:gridCol w:w="2200"/>
       </w:tblGrid>
       <w:tr>
         <w:tc>
@@ -3848,7 +3848,7 @@
           <w:sz w:val="22"/>
           <w:szCs w:val="22"/>
         </w:rPr>
-        <w:t xml:space="preserve">Periode: {periode}</w:t>
+        <w:t xml:space="preserve">Periode: [bulan periode]</w:t>
       </w:r>
     </w:p>
     <w:tbl>
@@ -4045,9 +4045,9 @@
         </w:tblBorders>
       </w:tblPr>
       <w:tblGrid>
-        <w:gridCol w:w="100"/>
-        <w:gridCol w:w="100"/>
-        <w:gridCol w:w="100"/>
+        <w:gridCol w:w="5400"/>
+        <w:gridCol w:w="2200"/>
+        <w:gridCol w:w="2200"/>
       </w:tblGrid>
       <w:tr>
         <w:tc>
@@ -4626,7 +4626,7 @@
           <w:sz w:val="22"/>
           <w:szCs w:val="22"/>
         </w:rPr>
-        <w:t xml:space="preserve">Periode: {periode}</w:t>
+        <w:t xml:space="preserve">Periode: [bulan periode]</w:t>
       </w:r>
     </w:p>
     <w:tbl>
@@ -4823,9 +4823,9 @@
         </w:tblBorders>
       </w:tblPr>
       <w:tblGrid>
-        <w:gridCol w:w="100"/>
-        <w:gridCol w:w="100"/>
-        <w:gridCol w:w="100"/>
+        <w:gridCol w:w="5400"/>
+        <w:gridCol w:w="2200"/>
+        <w:gridCol w:w="2200"/>
       </w:tblGrid>
       <w:tr>
         <w:tc>
@@ -5404,7 +5404,7 @@
           <w:sz w:val="22"/>
           <w:szCs w:val="22"/>
         </w:rPr>
-        <w:t xml:space="preserve">Periode: {periode}</w:t>
+        <w:t xml:space="preserve">Periode: [bulan periode]</w:t>
       </w:r>
     </w:p>
     <w:tbl>
@@ -5601,9 +5601,9 @@
         </w:tblBorders>
       </w:tblPr>
       <w:tblGrid>
-        <w:gridCol w:w="100"/>
-        <w:gridCol w:w="100"/>
-        <w:gridCol w:w="100"/>
+        <w:gridCol w:w="5400"/>
+        <w:gridCol w:w="2200"/>
+        <w:gridCol w:w="2200"/>
       </w:tblGrid>
       <w:tr>
         <w:tc>

--- a/public/templates/combined/template-12.docx
+++ b/public/templates/combined/template-12.docx
@@ -701,6 +701,11 @@
           <w:u w:val="single"/>
         </w:rPr>
         <w:t xml:space="preserve">( ............................. )</w:t>
+      </w:r>
+    </w:p>
+    <w:p>
+      <w:r>
+        <w:br w:type="page"/>
       </w:r>
     </w:p>
     <w:p>
